--- a/作业记录.docx
+++ b/作业记录.docx
@@ -85,26 +85,16 @@
         </w:rPr>
       </w:pPr>
       <w:r>
-        <w:t>sft_gpt-oss-120b_</w:t>
-      </w:r>
-      <w:proofErr w:type="gramStart"/>
-      <w:r>
-        <w:t>filtered.jsonl</w:t>
-      </w:r>
-      <w:proofErr w:type="gramEnd"/>
+        <w:t>sft_gpt-oss-120b_filtered.jsonl</w:t>
+      </w:r>
       <w:r>
         <w:t xml:space="preserve">/ </w:t>
       </w:r>
       <w:proofErr w:type="spellStart"/>
       <w:r>
-        <w:t>math_</w:t>
-      </w:r>
-      <w:proofErr w:type="gramStart"/>
-      <w:r>
-        <w:t>results.jsonl</w:t>
+        <w:t>math_results.jsonl</w:t>
       </w:r>
       <w:proofErr w:type="spellEnd"/>
-      <w:proofErr w:type="gramEnd"/>
     </w:p>
     <w:p>
       <w:pPr>
@@ -277,20 +267,60 @@
       </w:r>
       <w:proofErr w:type="spellEnd"/>
       <w:r>
-        <w:t xml:space="preserve"> train steps): train</w:t>
-      </w:r>
-      <w:proofErr w:type="gramStart"/>
-      <w:r>
-        <w:t xml:space="preserve">/ </w:t>
+        <w:t xml:space="preserve"> train steps): train/ </w:t>
       </w:r>
       <w:proofErr w:type="spellStart"/>
       <w:r>
         <w:t>val</w:t>
       </w:r>
       <w:proofErr w:type="spellEnd"/>
-      <w:proofErr w:type="gramEnd"/>
       <w:r>
         <w:t xml:space="preserve"> rewards</w:t>
+      </w:r>
+    </w:p>
+    <w:p>
+      <w:pPr>
+        <w:rPr>
+          <w:rFonts w:hint="eastAsia"/>
+        </w:rPr>
+      </w:pPr>
+    </w:p>
+    <w:p>
+      <w:pPr>
+        <w:rPr>
+          <w:rFonts w:hint="eastAsia"/>
+        </w:rPr>
+      </w:pPr>
+    </w:p>
+    <w:p>
+      <w:pPr>
+        <w:rPr>
+          <w:rFonts w:hint="eastAsia"/>
+        </w:rPr>
+      </w:pPr>
+    </w:p>
+    <w:p>
+      <w:pPr>
+        <w:rPr>
+          <w:rFonts w:hint="eastAsia"/>
+        </w:rPr>
+      </w:pPr>
+    </w:p>
+    <w:p>
+      <w:pPr>
+        <w:rPr>
+          <w:rFonts w:hint="eastAsia"/>
+          <w:b/>
+          <w:bCs/>
+        </w:rPr>
+      </w:pPr>
+      <w:r>
+        <w:rPr>
+          <w:rFonts w:hint="eastAsia"/>
+          <w:b/>
+          <w:bCs/>
+        </w:rPr>
+        <w:t>问题及解决：</w:t>
       </w:r>
     </w:p>
     <w:p>
@@ -298,12 +328,1252 @@
         <w:pStyle w:val="a9"/>
         <w:numPr>
           <w:ilvl w:val="0"/>
-          <w:numId w:val="7"/>
+          <w:numId w:val="8"/>
         </w:numPr>
         <w:rPr>
           <w:rFonts w:hint="eastAsia"/>
         </w:rPr>
       </w:pPr>
+      <w:r>
+        <w:rPr>
+          <w:rFonts w:hint="eastAsia"/>
+          <w:b/>
+          <w:bCs/>
+        </w:rPr>
+        <w:t>问题：</w:t>
+      </w:r>
+      <w:r>
+        <w:rPr>
+          <w:rFonts w:hint="eastAsia"/>
+        </w:rPr>
+        <w:t>Loss norm采用</w:t>
+      </w:r>
+      <w:proofErr w:type="spellStart"/>
+      <w:r>
+        <w:rPr>
+          <w:rFonts w:hint="eastAsia"/>
+        </w:rPr>
+        <w:t>masked_norm</w:t>
+      </w:r>
+      <w:proofErr w:type="spellEnd"/>
+      <w:r>
+        <w:rPr>
+          <w:rFonts w:hint="eastAsia"/>
+        </w:rPr>
+        <w:t>时（loss为</w:t>
+      </w:r>
+      <w:proofErr w:type="spellStart"/>
+      <w:r>
+        <w:rPr>
+          <w:rFonts w:hint="eastAsia"/>
+        </w:rPr>
+        <w:t>grpo</w:t>
+      </w:r>
+      <w:proofErr w:type="spellEnd"/>
+      <w:r>
+        <w:rPr>
+          <w:rFonts w:hint="eastAsia"/>
+        </w:rPr>
+        <w:t>-clip），训练在后期发生崩坏：</w:t>
+      </w:r>
+    </w:p>
+    <w:p>
+      <w:pPr>
+        <w:pStyle w:val="a9"/>
+        <w:numPr>
+          <w:ilvl w:val="0"/>
+          <w:numId w:val="10"/>
+        </w:numPr>
+        <w:rPr>
+          <w:rFonts w:hint="eastAsia"/>
+        </w:rPr>
+      </w:pPr>
+      <w:r>
+        <w:rPr>
+          <w:rFonts w:hint="eastAsia"/>
+        </w:rPr>
+        <w:t>grad norm急剧增加（稳定0.2左右-&gt;15）</w:t>
+      </w:r>
+    </w:p>
+    <w:p>
+      <w:pPr>
+        <w:pStyle w:val="a9"/>
+        <w:ind w:left="360"/>
+        <w:rPr>
+          <w:rFonts w:hint="eastAsia"/>
+        </w:rPr>
+      </w:pPr>
+      <w:r>
+        <w:rPr>
+          <w:noProof/>
+        </w:rPr>
+        <w:drawing>
+          <wp:inline distT="0" distB="0" distL="0" distR="0" wp14:anchorId="3C647F89" wp14:editId="6CEBEEDC">
+            <wp:extent cx="2766455" cy="1573076"/>
+            <wp:effectExtent l="0" t="0" r="0" b="8255"/>
+            <wp:docPr id="1057862573" name="图片 1"/>
+            <wp:cNvGraphicFramePr>
+              <a:graphicFrameLocks xmlns:a="http://schemas.openxmlformats.org/drawingml/2006/main" noChangeAspect="1"/>
+            </wp:cNvGraphicFramePr>
+            <a:graphic xmlns:a="http://schemas.openxmlformats.org/drawingml/2006/main">
+              <a:graphicData uri="http://schemas.openxmlformats.org/drawingml/2006/picture">
+                <pic:pic xmlns:pic="http://schemas.openxmlformats.org/drawingml/2006/picture">
+                  <pic:nvPicPr>
+                    <pic:cNvPr id="1057862573" name=""/>
+                    <pic:cNvPicPr/>
+                  </pic:nvPicPr>
+                  <pic:blipFill>
+                    <a:blip r:embed="rId7"/>
+                    <a:stretch>
+                      <a:fillRect/>
+                    </a:stretch>
+                  </pic:blipFill>
+                  <pic:spPr>
+                    <a:xfrm>
+                      <a:off x="0" y="0"/>
+                      <a:ext cx="2781330" cy="1581534"/>
+                    </a:xfrm>
+                    <a:prstGeom prst="rect">
+                      <a:avLst/>
+                    </a:prstGeom>
+                  </pic:spPr>
+                </pic:pic>
+              </a:graphicData>
+            </a:graphic>
+          </wp:inline>
+        </w:drawing>
+      </w:r>
+    </w:p>
+    <w:p>
+      <w:pPr>
+        <w:pStyle w:val="a9"/>
+        <w:numPr>
+          <w:ilvl w:val="0"/>
+          <w:numId w:val="10"/>
+        </w:numPr>
+        <w:rPr>
+          <w:rFonts w:hint="eastAsia"/>
+        </w:rPr>
+      </w:pPr>
+      <w:r>
+        <w:rPr>
+          <w:rFonts w:hint="eastAsia"/>
+        </w:rPr>
+        <w:t>accuracy下降到几乎0</w:t>
+      </w:r>
+    </w:p>
+    <w:p>
+      <w:pPr>
+        <w:pStyle w:val="a9"/>
+        <w:rPr>
+          <w:rFonts w:hint="eastAsia"/>
+        </w:rPr>
+      </w:pPr>
+      <w:r>
+        <w:rPr>
+          <w:noProof/>
+        </w:rPr>
+        <w:drawing>
+          <wp:inline distT="0" distB="0" distL="0" distR="0" wp14:anchorId="4065BAD5" wp14:editId="39BAEBEE">
+            <wp:extent cx="2514600" cy="1435616"/>
+            <wp:effectExtent l="0" t="0" r="0" b="0"/>
+            <wp:docPr id="777517301" name="图片 1"/>
+            <wp:cNvGraphicFramePr>
+              <a:graphicFrameLocks xmlns:a="http://schemas.openxmlformats.org/drawingml/2006/main" noChangeAspect="1"/>
+            </wp:cNvGraphicFramePr>
+            <a:graphic xmlns:a="http://schemas.openxmlformats.org/drawingml/2006/main">
+              <a:graphicData uri="http://schemas.openxmlformats.org/drawingml/2006/picture">
+                <pic:pic xmlns:pic="http://schemas.openxmlformats.org/drawingml/2006/picture">
+                  <pic:nvPicPr>
+                    <pic:cNvPr id="777517301" name=""/>
+                    <pic:cNvPicPr/>
+                  </pic:nvPicPr>
+                  <pic:blipFill>
+                    <a:blip r:embed="rId8"/>
+                    <a:stretch>
+                      <a:fillRect/>
+                    </a:stretch>
+                  </pic:blipFill>
+                  <pic:spPr>
+                    <a:xfrm>
+                      <a:off x="0" y="0"/>
+                      <a:ext cx="2528704" cy="1443668"/>
+                    </a:xfrm>
+                    <a:prstGeom prst="rect">
+                      <a:avLst/>
+                    </a:prstGeom>
+                  </pic:spPr>
+                </pic:pic>
+              </a:graphicData>
+            </a:graphic>
+          </wp:inline>
+        </w:drawing>
+      </w:r>
+      <w:r>
+        <w:rPr>
+          <w:noProof/>
+        </w:rPr>
+        <w:drawing>
+          <wp:inline distT="0" distB="0" distL="0" distR="0" wp14:anchorId="54B7C0B0" wp14:editId="4C2F714F">
+            <wp:extent cx="2220686" cy="1425026"/>
+            <wp:effectExtent l="0" t="0" r="8255" b="3810"/>
+            <wp:docPr id="332630833" name="图片 1"/>
+            <wp:cNvGraphicFramePr>
+              <a:graphicFrameLocks xmlns:a="http://schemas.openxmlformats.org/drawingml/2006/main" noChangeAspect="1"/>
+            </wp:cNvGraphicFramePr>
+            <a:graphic xmlns:a="http://schemas.openxmlformats.org/drawingml/2006/main">
+              <a:graphicData uri="http://schemas.openxmlformats.org/drawingml/2006/picture">
+                <pic:pic xmlns:pic="http://schemas.openxmlformats.org/drawingml/2006/picture">
+                  <pic:nvPicPr>
+                    <pic:cNvPr id="332630833" name=""/>
+                    <pic:cNvPicPr/>
+                  </pic:nvPicPr>
+                  <pic:blipFill>
+                    <a:blip r:embed="rId9"/>
+                    <a:stretch>
+                      <a:fillRect/>
+                    </a:stretch>
+                  </pic:blipFill>
+                  <pic:spPr>
+                    <a:xfrm>
+                      <a:off x="0" y="0"/>
+                      <a:ext cx="2241184" cy="1438180"/>
+                    </a:xfrm>
+                    <a:prstGeom prst="rect">
+                      <a:avLst/>
+                    </a:prstGeom>
+                  </pic:spPr>
+                </pic:pic>
+              </a:graphicData>
+            </a:graphic>
+          </wp:inline>
+        </w:drawing>
+      </w:r>
+    </w:p>
+    <w:p>
+      <w:pPr>
+        <w:pStyle w:val="a9"/>
+        <w:numPr>
+          <w:ilvl w:val="0"/>
+          <w:numId w:val="10"/>
+        </w:numPr>
+        <w:rPr>
+          <w:rFonts w:hint="eastAsia"/>
+        </w:rPr>
+      </w:pPr>
+      <w:r>
+        <w:rPr>
+          <w:rFonts w:hint="eastAsia"/>
+        </w:rPr>
+        <w:t>但是</w:t>
+      </w:r>
+      <w:proofErr w:type="spellStart"/>
+      <w:r>
+        <w:rPr>
+          <w:rFonts w:hint="eastAsia"/>
+        </w:rPr>
+        <w:t>response_len_mean</w:t>
+      </w:r>
+      <w:proofErr w:type="spellEnd"/>
+      <w:r>
+        <w:rPr>
+          <w:rFonts w:hint="eastAsia"/>
+        </w:rPr>
+        <w:t>还在</w:t>
+      </w:r>
+      <w:r>
+        <w:rPr>
+          <w:rFonts w:hint="eastAsia"/>
+        </w:rPr>
+        <w:t>缓慢上升过程</w:t>
+      </w:r>
+    </w:p>
+    <w:p>
+      <w:pPr>
+        <w:pStyle w:val="a9"/>
+        <w:rPr>
+          <w:rFonts w:hint="eastAsia"/>
+        </w:rPr>
+      </w:pPr>
+      <w:r>
+        <w:rPr>
+          <w:noProof/>
+        </w:rPr>
+        <w:drawing>
+          <wp:inline distT="0" distB="0" distL="0" distR="0" wp14:anchorId="76920753" wp14:editId="4C048BE7">
+            <wp:extent cx="2409699" cy="1480457"/>
+            <wp:effectExtent l="0" t="0" r="0" b="5715"/>
+            <wp:docPr id="1194017984" name="图片 1"/>
+            <wp:cNvGraphicFramePr>
+              <a:graphicFrameLocks xmlns:a="http://schemas.openxmlformats.org/drawingml/2006/main" noChangeAspect="1"/>
+            </wp:cNvGraphicFramePr>
+            <a:graphic xmlns:a="http://schemas.openxmlformats.org/drawingml/2006/main">
+              <a:graphicData uri="http://schemas.openxmlformats.org/drawingml/2006/picture">
+                <pic:pic xmlns:pic="http://schemas.openxmlformats.org/drawingml/2006/picture">
+                  <pic:nvPicPr>
+                    <pic:cNvPr id="1194017984" name=""/>
+                    <pic:cNvPicPr/>
+                  </pic:nvPicPr>
+                  <pic:blipFill>
+                    <a:blip r:embed="rId10"/>
+                    <a:stretch>
+                      <a:fillRect/>
+                    </a:stretch>
+                  </pic:blipFill>
+                  <pic:spPr>
+                    <a:xfrm>
+                      <a:off x="0" y="0"/>
+                      <a:ext cx="2436746" cy="1497074"/>
+                    </a:xfrm>
+                    <a:prstGeom prst="rect">
+                      <a:avLst/>
+                    </a:prstGeom>
+                  </pic:spPr>
+                </pic:pic>
+              </a:graphicData>
+            </a:graphic>
+          </wp:inline>
+        </w:drawing>
+      </w:r>
+    </w:p>
+    <w:p>
+      <w:pPr>
+        <w:pStyle w:val="a9"/>
+        <w:rPr>
+          <w:rFonts w:hint="eastAsia"/>
+        </w:rPr>
+      </w:pPr>
+    </w:p>
+    <w:p>
+      <w:pPr>
+        <w:pStyle w:val="a9"/>
+        <w:rPr>
+          <w:rFonts w:hint="eastAsia"/>
+          <w:b/>
+          <w:bCs/>
+        </w:rPr>
+      </w:pPr>
+    </w:p>
+    <w:p>
+      <w:pPr>
+        <w:pStyle w:val="a9"/>
+        <w:rPr>
+          <w:rFonts w:hint="eastAsia"/>
+          <w:b/>
+          <w:bCs/>
+        </w:rPr>
+      </w:pPr>
+      <w:r>
+        <w:rPr>
+          <w:rFonts w:hint="eastAsia"/>
+          <w:b/>
+          <w:bCs/>
+        </w:rPr>
+        <w:lastRenderedPageBreak/>
+        <w:t>问题应该出现在loss norm形式上，因为和只有采用不同loss norm（</w:t>
+      </w:r>
+      <w:proofErr w:type="spellStart"/>
+      <w:r>
+        <w:rPr>
+          <w:rFonts w:hint="eastAsia"/>
+          <w:b/>
+          <w:bCs/>
+        </w:rPr>
+        <w:t>masked_mean</w:t>
+      </w:r>
+      <w:proofErr w:type="spellEnd"/>
+      <w:r>
+        <w:rPr>
+          <w:rFonts w:hint="eastAsia"/>
+          <w:b/>
+          <w:bCs/>
+        </w:rPr>
+        <w:t>）的run作对比，另一个run整个训练过程都没有问题：</w:t>
+      </w:r>
+      <w:r>
+        <w:rPr>
+          <w:b/>
+          <w:bCs/>
+        </w:rPr>
+        <w:br/>
+      </w:r>
+      <w:r>
+        <w:rPr>
+          <w:b/>
+          <w:bCs/>
+          <w:noProof/>
+        </w:rPr>
+        <w:drawing>
+          <wp:inline distT="0" distB="0" distL="0" distR="0" wp14:anchorId="7FE0ABA8" wp14:editId="647D6CFA">
+            <wp:extent cx="2017235" cy="1597722"/>
+            <wp:effectExtent l="0" t="0" r="2540" b="2540"/>
+            <wp:docPr id="1592187557" name="图片 1"/>
+            <wp:cNvGraphicFramePr>
+              <a:graphicFrameLocks xmlns:a="http://schemas.openxmlformats.org/drawingml/2006/main" noChangeAspect="1"/>
+            </wp:cNvGraphicFramePr>
+            <a:graphic xmlns:a="http://schemas.openxmlformats.org/drawingml/2006/main">
+              <a:graphicData uri="http://schemas.openxmlformats.org/drawingml/2006/picture">
+                <pic:pic xmlns:pic="http://schemas.openxmlformats.org/drawingml/2006/picture">
+                  <pic:nvPicPr>
+                    <pic:cNvPr id="1592187557" name=""/>
+                    <pic:cNvPicPr/>
+                  </pic:nvPicPr>
+                  <pic:blipFill>
+                    <a:blip r:embed="rId11"/>
+                    <a:stretch>
+                      <a:fillRect/>
+                    </a:stretch>
+                  </pic:blipFill>
+                  <pic:spPr>
+                    <a:xfrm>
+                      <a:off x="0" y="0"/>
+                      <a:ext cx="2027579" cy="1605915"/>
+                    </a:xfrm>
+                    <a:prstGeom prst="rect">
+                      <a:avLst/>
+                    </a:prstGeom>
+                  </pic:spPr>
+                </pic:pic>
+              </a:graphicData>
+            </a:graphic>
+          </wp:inline>
+        </w:drawing>
+      </w:r>
+    </w:p>
+    <w:p>
+      <w:pPr>
+        <w:pStyle w:val="a9"/>
+        <w:numPr>
+          <w:ilvl w:val="0"/>
+          <w:numId w:val="8"/>
+        </w:numPr>
+        <w:rPr>
+          <w:rFonts w:hint="eastAsia"/>
+          <w:b/>
+          <w:bCs/>
+        </w:rPr>
+      </w:pPr>
+      <w:r>
+        <w:rPr>
+          <w:rFonts w:hint="eastAsia"/>
+          <w:b/>
+          <w:bCs/>
+        </w:rPr>
+        <w:t>怀疑issues</w:t>
+      </w:r>
+    </w:p>
+    <w:p>
+      <w:pPr>
+        <w:pStyle w:val="a9"/>
+        <w:numPr>
+          <w:ilvl w:val="0"/>
+          <w:numId w:val="10"/>
+        </w:numPr>
+        <w:rPr>
+          <w:rFonts w:hint="eastAsia"/>
+        </w:rPr>
+      </w:pPr>
+      <w:r>
+        <w:rPr>
+          <w:rFonts w:hint="eastAsia"/>
+        </w:rPr>
+        <w:t>（</w:t>
+      </w:r>
+      <w:r>
+        <w:rPr>
+          <w:rFonts w:hint="eastAsia"/>
+        </w:rPr>
+        <w:t>工程原因</w:t>
+      </w:r>
+      <w:r>
+        <w:rPr>
+          <w:rFonts w:hint="eastAsia"/>
+        </w:rPr>
+        <w:t>）</w:t>
+      </w:r>
+      <w:r>
+        <w:rPr>
+          <w:rFonts w:hint="eastAsia"/>
+        </w:rPr>
+        <w:t>没有加入KL约束，导致policy drift</w:t>
+      </w:r>
+    </w:p>
+    <w:p>
+      <w:pPr>
+        <w:pStyle w:val="a9"/>
+        <w:numPr>
+          <w:ilvl w:val="0"/>
+          <w:numId w:val="10"/>
+        </w:numPr>
+        <w:rPr>
+          <w:rFonts w:hint="eastAsia"/>
+        </w:rPr>
+      </w:pPr>
+      <w:r>
+        <w:rPr>
+          <w:rFonts w:hint="eastAsia"/>
+        </w:rPr>
+        <w:t>（根本原因）sequence level的loss形式导致了长回答的grad更大，主导了模型update，并且由于advantage使用了</w:t>
+      </w:r>
+      <w:proofErr w:type="spellStart"/>
+      <w:r>
+        <w:rPr>
+          <w:rFonts w:hint="eastAsia"/>
+        </w:rPr>
+        <w:t>std_normalization</w:t>
+      </w:r>
+      <w:proofErr w:type="spellEnd"/>
+      <w:r>
+        <w:rPr>
+          <w:rFonts w:hint="eastAsia"/>
+        </w:rPr>
+        <w:t>，</w:t>
+      </w:r>
+      <w:r>
+        <w:rPr>
+          <w:rFonts w:hint="eastAsia"/>
+        </w:rPr>
+        <w:t>可能</w:t>
+      </w:r>
+      <w:r>
+        <w:rPr>
+          <w:rFonts w:hint="eastAsia"/>
+        </w:rPr>
+        <w:t>导致低reward的回答advantage偏高，从而影响了loss以及模型的update的准确性。</w:t>
+      </w:r>
+    </w:p>
+    <w:p>
+      <w:pPr>
+        <w:pStyle w:val="a9"/>
+        <w:numPr>
+          <w:ilvl w:val="0"/>
+          <w:numId w:val="8"/>
+        </w:numPr>
+        <w:rPr>
+          <w:rFonts w:hint="eastAsia"/>
+        </w:rPr>
+      </w:pPr>
+      <w:r>
+        <w:rPr>
+          <w:rFonts w:hint="eastAsia"/>
+        </w:rPr>
+        <w:t>记录数据</w:t>
+      </w:r>
+    </w:p>
+    <w:p>
+      <w:pPr>
+        <w:pStyle w:val="a9"/>
+        <w:numPr>
+          <w:ilvl w:val="0"/>
+          <w:numId w:val="10"/>
+        </w:numPr>
+        <w:rPr>
+          <w:rFonts w:hint="eastAsia"/>
+        </w:rPr>
+      </w:pPr>
+      <w:r>
+        <w:rPr>
+          <w:rFonts w:hint="eastAsia"/>
+        </w:rPr>
+        <w:t>模型response相关数据：</w:t>
+      </w:r>
+    </w:p>
+    <w:p>
+      <w:pPr>
+        <w:pStyle w:val="a9"/>
+        <w:numPr>
+          <w:ilvl w:val="0"/>
+          <w:numId w:val="11"/>
+        </w:numPr>
+        <w:rPr>
+          <w:rFonts w:hint="eastAsia"/>
+        </w:rPr>
+      </w:pPr>
+      <w:proofErr w:type="spellStart"/>
+      <w:r>
+        <w:rPr>
+          <w:rFonts w:hint="eastAsia"/>
+        </w:rPr>
+        <w:t>Grpo_step</w:t>
+      </w:r>
+      <w:proofErr w:type="spellEnd"/>
+      <w:r>
+        <w:rPr>
+          <w:rFonts w:hint="eastAsia"/>
+        </w:rPr>
+        <w:t xml:space="preserve"> -&gt;</w:t>
+      </w:r>
+    </w:p>
+    <w:p>
+      <w:pPr>
+        <w:pStyle w:val="a9"/>
+        <w:numPr>
+          <w:ilvl w:val="0"/>
+          <w:numId w:val="11"/>
+        </w:numPr>
+        <w:rPr>
+          <w:rFonts w:hint="eastAsia"/>
+        </w:rPr>
+      </w:pPr>
+      <w:r>
+        <w:rPr>
+          <w:rFonts w:hint="eastAsia"/>
+        </w:rPr>
+        <w:t>Response</w:t>
+      </w:r>
+    </w:p>
+    <w:p>
+      <w:pPr>
+        <w:pStyle w:val="a9"/>
+        <w:numPr>
+          <w:ilvl w:val="0"/>
+          <w:numId w:val="11"/>
+        </w:numPr>
+        <w:rPr>
+          <w:rFonts w:hint="eastAsia"/>
+        </w:rPr>
+      </w:pPr>
+      <w:proofErr w:type="spellStart"/>
+      <w:r>
+        <w:rPr>
+          <w:rFonts w:hint="eastAsia"/>
+        </w:rPr>
+        <w:t>Response_len</w:t>
+      </w:r>
+      <w:proofErr w:type="spellEnd"/>
+    </w:p>
+    <w:p>
+      <w:pPr>
+        <w:pStyle w:val="a9"/>
+        <w:numPr>
+          <w:ilvl w:val="0"/>
+          <w:numId w:val="11"/>
+        </w:numPr>
+        <w:rPr>
+          <w:rFonts w:hint="eastAsia"/>
+        </w:rPr>
+      </w:pPr>
+      <w:r>
+        <w:rPr>
+          <w:rFonts w:hint="eastAsia"/>
+        </w:rPr>
+        <w:t>Reward</w:t>
+      </w:r>
+    </w:p>
+    <w:p>
+      <w:pPr>
+        <w:pStyle w:val="a9"/>
+        <w:numPr>
+          <w:ilvl w:val="0"/>
+          <w:numId w:val="11"/>
+        </w:numPr>
+        <w:rPr>
+          <w:rFonts w:hint="eastAsia"/>
+        </w:rPr>
+      </w:pPr>
+      <w:r>
+        <w:rPr>
+          <w:rFonts w:hint="eastAsia"/>
+        </w:rPr>
+        <w:t>Advantage</w:t>
+      </w:r>
+    </w:p>
+    <w:p>
+      <w:pPr>
+        <w:pStyle w:val="a9"/>
+        <w:numPr>
+          <w:ilvl w:val="0"/>
+          <w:numId w:val="11"/>
+        </w:numPr>
+      </w:pPr>
+      <w:r>
+        <w:rPr>
+          <w:rFonts w:hint="eastAsia"/>
+        </w:rPr>
+        <w:t>Loss/ grad (sum over sequence dimension)</w:t>
+      </w:r>
+    </w:p>
+    <w:p/>
+    <w:p>
+      <w:pPr>
+        <w:ind w:left="720"/>
+        <w:rPr>
+          <w:u w:val="single"/>
+        </w:rPr>
+      </w:pPr>
+      <w:r>
+        <w:rPr>
+          <w:rFonts w:hint="eastAsia"/>
+          <w:u w:val="single"/>
+        </w:rPr>
+        <w:t>数据logging</w:t>
+      </w:r>
+    </w:p>
+    <w:p>
+      <w:pPr>
+        <w:ind w:left="720"/>
+      </w:pPr>
+      <w:r>
+        <w:rPr>
+          <w:rFonts w:hint="eastAsia"/>
+        </w:rPr>
+        <w:t>文件格式：</w:t>
+      </w:r>
+      <w:proofErr w:type="spellStart"/>
+      <w:r>
+        <w:rPr>
+          <w:rFonts w:hint="eastAsia"/>
+        </w:rPr>
+        <w:t>jsonl</w:t>
+      </w:r>
+      <w:proofErr w:type="spellEnd"/>
+    </w:p>
+    <w:p>
+      <w:pPr>
+        <w:ind w:left="720"/>
+        <w:rPr>
+          <w:rFonts w:hint="eastAsia"/>
+        </w:rPr>
+      </w:pPr>
+      <w:r>
+        <w:rPr>
+          <w:rFonts w:hint="eastAsia"/>
+        </w:rPr>
+        <w:t>单个sample：</w:t>
+      </w:r>
+      <w:r>
+        <w:rPr>
+          <w:rFonts w:hint="eastAsia"/>
+        </w:rPr>
+        <w:t>{</w:t>
+      </w:r>
+    </w:p>
+    <w:p>
+      <w:pPr>
+        <w:ind w:left="720"/>
+        <w:rPr>
+          <w:rFonts w:hint="eastAsia"/>
+        </w:rPr>
+      </w:pPr>
+      <w:r>
+        <w:rPr>
+          <w:rFonts w:hint="eastAsia"/>
+        </w:rPr>
+        <w:t xml:space="preserve">  "</w:t>
+      </w:r>
+      <w:proofErr w:type="spellStart"/>
+      <w:r>
+        <w:rPr>
+          <w:rFonts w:hint="eastAsia"/>
+        </w:rPr>
+        <w:t>grpo_</w:t>
+      </w:r>
+      <w:r>
+        <w:rPr>
+          <w:rFonts w:hint="eastAsia"/>
+        </w:rPr>
+        <w:t>step</w:t>
+      </w:r>
+      <w:proofErr w:type="spellEnd"/>
+      <w:r>
+        <w:rPr>
+          <w:rFonts w:hint="eastAsia"/>
+        </w:rPr>
+        <w:t>": 12,</w:t>
+      </w:r>
+    </w:p>
+    <w:p>
+      <w:pPr>
+        <w:ind w:left="720"/>
+        <w:rPr>
+          <w:rFonts w:hint="eastAsia"/>
+        </w:rPr>
+      </w:pPr>
+      <w:r>
+        <w:rPr>
+          <w:rFonts w:hint="eastAsia"/>
+        </w:rPr>
+        <w:t xml:space="preserve">  "</w:t>
+      </w:r>
+      <w:proofErr w:type="spellStart"/>
+      <w:r>
+        <w:rPr>
+          <w:rFonts w:hint="eastAsia"/>
+        </w:rPr>
+        <w:t>response</w:t>
+      </w:r>
+      <w:r>
+        <w:rPr>
+          <w:rFonts w:hint="eastAsia"/>
+        </w:rPr>
+        <w:t>_id</w:t>
+      </w:r>
+      <w:proofErr w:type="spellEnd"/>
+      <w:r>
+        <w:rPr>
+          <w:rFonts w:hint="eastAsia"/>
+        </w:rPr>
+        <w:t>": 87,</w:t>
+      </w:r>
+    </w:p>
+    <w:p>
+      <w:pPr>
+        <w:ind w:left="720"/>
+        <w:rPr>
+          <w:rFonts w:hint="eastAsia"/>
+        </w:rPr>
+      </w:pPr>
+      <w:r>
+        <w:rPr>
+          <w:rFonts w:hint="eastAsia"/>
+        </w:rPr>
+        <w:t xml:space="preserve">  "response": "...",</w:t>
+      </w:r>
+    </w:p>
+    <w:p>
+      <w:pPr>
+        <w:ind w:left="720"/>
+        <w:rPr>
+          <w:rFonts w:hint="eastAsia"/>
+        </w:rPr>
+      </w:pPr>
+      <w:r>
+        <w:rPr>
+          <w:rFonts w:hint="eastAsia"/>
+        </w:rPr>
+        <w:t xml:space="preserve">  "</w:t>
+      </w:r>
+      <w:proofErr w:type="spellStart"/>
+      <w:r>
+        <w:rPr>
+          <w:rFonts w:hint="eastAsia"/>
+        </w:rPr>
+        <w:t>response_len</w:t>
+      </w:r>
+      <w:proofErr w:type="spellEnd"/>
+      <w:r>
+        <w:rPr>
+          <w:rFonts w:hint="eastAsia"/>
+        </w:rPr>
+        <w:t>": 128,</w:t>
+      </w:r>
+    </w:p>
+    <w:p>
+      <w:pPr>
+        <w:ind w:left="720"/>
+        <w:rPr>
+          <w:rFonts w:hint="eastAsia"/>
+        </w:rPr>
+      </w:pPr>
+      <w:r>
+        <w:rPr>
+          <w:rFonts w:hint="eastAsia"/>
+        </w:rPr>
+        <w:t xml:space="preserve">  "</w:t>
+      </w:r>
+      <w:r>
+        <w:rPr>
+          <w:rFonts w:hint="eastAsia"/>
+        </w:rPr>
+        <w:t>reward</w:t>
+      </w:r>
+      <w:r>
+        <w:rPr>
+          <w:rFonts w:hint="eastAsia"/>
+        </w:rPr>
+        <w:t>": 1.0,</w:t>
+      </w:r>
+    </w:p>
+    <w:p>
+      <w:pPr>
+        <w:ind w:left="720"/>
+        <w:rPr>
+          <w:rFonts w:hint="eastAsia"/>
+        </w:rPr>
+      </w:pPr>
+      <w:r>
+        <w:rPr>
+          <w:rFonts w:hint="eastAsia"/>
+        </w:rPr>
+        <w:t xml:space="preserve">  "advantage": 0.34,</w:t>
+      </w:r>
+    </w:p>
+    <w:p>
+      <w:pPr>
+        <w:ind w:left="720"/>
+        <w:rPr>
+          <w:rFonts w:hint="eastAsia"/>
+        </w:rPr>
+      </w:pPr>
+      <w:r>
+        <w:rPr>
+          <w:rFonts w:hint="eastAsia"/>
+        </w:rPr>
+        <w:t xml:space="preserve">  "</w:t>
+      </w:r>
+      <w:r>
+        <w:rPr>
+          <w:rFonts w:hint="eastAsia"/>
+        </w:rPr>
+        <w:t>grad</w:t>
+      </w:r>
+      <w:r>
+        <w:rPr>
+          <w:rFonts w:hint="eastAsia"/>
+        </w:rPr>
+        <w:t>": 0.5</w:t>
+      </w:r>
+    </w:p>
+    <w:p>
+      <w:pPr>
+        <w:ind w:left="720"/>
+        <w:rPr>
+          <w:rFonts w:hint="eastAsia"/>
+        </w:rPr>
+      </w:pPr>
+      <w:r>
+        <w:rPr>
+          <w:rFonts w:hint="eastAsia"/>
+        </w:rPr>
+        <w:t>}</w:t>
+      </w:r>
+    </w:p>
+    <w:p>
+      <w:pPr>
+        <w:pStyle w:val="a9"/>
+        <w:numPr>
+          <w:ilvl w:val="0"/>
+          <w:numId w:val="10"/>
+        </w:numPr>
+        <w:rPr>
+          <w:rFonts w:hint="eastAsia"/>
+        </w:rPr>
+      </w:pPr>
+      <w:r>
+        <w:rPr>
+          <w:rFonts w:hint="eastAsia"/>
+        </w:rPr>
+        <w:t>KL divergence of policy and old policy:</w:t>
+      </w:r>
+    </w:p>
+    <w:p>
+      <w:pPr>
+        <w:pStyle w:val="a9"/>
+        <w:numPr>
+          <w:ilvl w:val="0"/>
+          <w:numId w:val="12"/>
+        </w:numPr>
+        <w:rPr>
+          <w:rFonts w:hint="eastAsia"/>
+        </w:rPr>
+      </w:pPr>
+      <w:proofErr w:type="spellStart"/>
+      <w:r>
+        <w:rPr>
+          <w:rFonts w:hint="eastAsia"/>
+        </w:rPr>
+        <w:t>Grpo_step</w:t>
+      </w:r>
+      <w:proofErr w:type="spellEnd"/>
+      <w:r>
+        <w:rPr>
+          <w:rFonts w:hint="eastAsia"/>
+        </w:rPr>
+        <w:t xml:space="preserve"> -&gt;</w:t>
+      </w:r>
+    </w:p>
+    <w:p>
+      <w:pPr>
+        <w:pStyle w:val="a9"/>
+        <w:numPr>
+          <w:ilvl w:val="0"/>
+          <w:numId w:val="12"/>
+        </w:numPr>
+      </w:pPr>
+      <w:r>
+        <w:rPr>
+          <w:rFonts w:hint="eastAsia"/>
+        </w:rPr>
+        <w:t xml:space="preserve">KL(policy/ old policy) after each </w:t>
+      </w:r>
+      <w:proofErr w:type="spellStart"/>
+      <w:r>
+        <w:rPr>
+          <w:rFonts w:hint="eastAsia"/>
+        </w:rPr>
+        <w:t>update_step</w:t>
+      </w:r>
+      <w:proofErr w:type="spellEnd"/>
+    </w:p>
+    <w:p/>
+    <w:p>
+      <w:pPr>
+        <w:ind w:left="720"/>
+        <w:rPr>
+          <w:u w:val="single"/>
+        </w:rPr>
+      </w:pPr>
+      <w:r>
+        <w:rPr>
+          <w:rFonts w:hint="eastAsia"/>
+          <w:u w:val="single"/>
+        </w:rPr>
+        <w:t>数据logging</w:t>
+      </w:r>
+      <w:r>
+        <w:rPr>
+          <w:rFonts w:hint="eastAsia"/>
+          <w:u w:val="single"/>
+        </w:rPr>
+        <w:t>：</w:t>
+      </w:r>
+    </w:p>
+    <w:p>
+      <w:pPr>
+        <w:ind w:left="720"/>
+      </w:pPr>
+      <w:r>
+        <w:rPr>
+          <w:rFonts w:hint="eastAsia"/>
+        </w:rPr>
+        <w:t>文件格式：</w:t>
+      </w:r>
+      <w:proofErr w:type="spellStart"/>
+      <w:r>
+        <w:rPr>
+          <w:rFonts w:hint="eastAsia"/>
+        </w:rPr>
+        <w:t>jsonl</w:t>
+      </w:r>
+      <w:proofErr w:type="spellEnd"/>
+    </w:p>
+    <w:p>
+      <w:pPr>
+        <w:ind w:left="720"/>
+        <w:rPr>
+          <w:rFonts w:hint="eastAsia"/>
+        </w:rPr>
+      </w:pPr>
+      <w:r>
+        <w:rPr>
+          <w:rFonts w:hint="eastAsia"/>
+        </w:rPr>
+        <w:t>数据格式：</w:t>
+      </w:r>
+      <w:proofErr w:type="spellStart"/>
+      <w:r>
+        <w:rPr>
+          <w:rFonts w:hint="eastAsia"/>
+        </w:rPr>
+        <w:t>grpo_step</w:t>
+      </w:r>
+      <w:proofErr w:type="spellEnd"/>
+      <w:r>
+        <w:rPr>
+          <w:rFonts w:hint="eastAsia"/>
+        </w:rPr>
+        <w:t xml:space="preserve"> -&gt; [</w:t>
+      </w:r>
+      <w:r>
+        <w:rPr>
+          <w:rFonts w:hint="eastAsia"/>
+        </w:rPr>
+        <w:t>KL(policy/ old policy)</w:t>
+      </w:r>
+      <w:r>
+        <w:rPr>
+          <w:rFonts w:hint="eastAsia"/>
+        </w:rPr>
+        <w:t xml:space="preserve"> after each update step]</w:t>
+      </w:r>
+    </w:p>
+    <w:p>
+      <w:pPr>
+        <w:pStyle w:val="a9"/>
+        <w:numPr>
+          <w:ilvl w:val="0"/>
+          <w:numId w:val="8"/>
+        </w:numPr>
+        <w:rPr>
+          <w:rFonts w:hint="eastAsia"/>
+        </w:rPr>
+      </w:pPr>
+      <w:r>
+        <w:rPr>
+          <w:rFonts w:hint="eastAsia"/>
+        </w:rPr>
+        <w:t>实验数据分析</w:t>
+      </w:r>
+    </w:p>
+    <w:p>
+      <w:pPr>
+        <w:pStyle w:val="a9"/>
+        <w:ind w:left="360"/>
+        <w:rPr>
+          <w:rFonts w:hint="eastAsia"/>
+        </w:rPr>
+      </w:pPr>
+      <w:r>
+        <w:rPr>
+          <w:rFonts w:hint="eastAsia"/>
+        </w:rPr>
+        <w:t>观察：是否有response length偏移现象：正常情况各个length区间的分布较为平均，模型是按照正常math-solving生成；可能错误情况是长length区间的比重偏大，模型主动偏向长回答生成。</w:t>
+      </w:r>
+    </w:p>
+    <w:p>
+      <w:pPr>
+        <w:pStyle w:val="a9"/>
+        <w:ind w:left="360"/>
+        <w:rPr>
+          <w:rFonts w:hint="eastAsia"/>
+        </w:rPr>
+      </w:pPr>
+      <w:r>
+        <w:rPr>
+          <w:rFonts w:hint="eastAsia"/>
+        </w:rPr>
+        <w:t xml:space="preserve">      是否有错误模型update现象：如果回答reward低，但advantage高，则会影响loss/grad准确性</w:t>
+      </w:r>
+      <w:r>
+        <w:rPr>
+          <w:rFonts w:hint="eastAsia"/>
+        </w:rPr>
+        <w:t>；</w:t>
+      </w:r>
+      <w:r>
+        <w:rPr>
+          <w:rFonts w:hint="eastAsia"/>
+        </w:rPr>
+        <w:t>长回答的grad更高，</w:t>
+      </w:r>
+      <w:r>
+        <w:rPr>
+          <w:rFonts w:hint="eastAsia"/>
+        </w:rPr>
+        <w:t>则长回答会主导模型update。</w:t>
+      </w:r>
+    </w:p>
+    <w:p>
+      <w:pPr>
+        <w:pStyle w:val="a9"/>
+        <w:ind w:left="360"/>
+        <w:rPr>
+          <w:rFonts w:hint="eastAsia"/>
+        </w:rPr>
+      </w:pPr>
+    </w:p>
+    <w:p>
+      <w:pPr>
+        <w:pStyle w:val="a9"/>
+        <w:ind w:left="360"/>
+        <w:rPr>
+          <w:rFonts w:hint="eastAsia"/>
+        </w:rPr>
+      </w:pPr>
+      <w:r>
+        <w:rPr>
+          <w:rFonts w:hint="eastAsia"/>
+        </w:rPr>
+        <w:t>实验数据分析：</w:t>
+      </w:r>
+    </w:p>
+    <w:p>
+      <w:pPr>
+        <w:pStyle w:val="a9"/>
+        <w:numPr>
+          <w:ilvl w:val="0"/>
+          <w:numId w:val="13"/>
+        </w:numPr>
+        <w:rPr>
+          <w:rFonts w:hint="eastAsia"/>
+        </w:rPr>
+      </w:pPr>
+      <w:r>
+        <w:rPr>
+          <w:rFonts w:hint="eastAsia"/>
+        </w:rPr>
+        <w:lastRenderedPageBreak/>
+        <w:t>散点图分析：做</w:t>
+      </w:r>
+      <w:proofErr w:type="spellStart"/>
+      <w:r>
+        <w:rPr>
+          <w:rFonts w:hint="eastAsia"/>
+        </w:rPr>
+        <w:t>response_len</w:t>
+      </w:r>
+      <w:proofErr w:type="spellEnd"/>
+      <w:r>
+        <w:rPr>
+          <w:rFonts w:hint="eastAsia"/>
+        </w:rPr>
+        <w:t>相对reward, advantage, grad散点图</w:t>
+      </w:r>
+    </w:p>
+    <w:p>
+      <w:pPr>
+        <w:pStyle w:val="a9"/>
+        <w:numPr>
+          <w:ilvl w:val="0"/>
+          <w:numId w:val="13"/>
+        </w:numPr>
+        <w:rPr>
+          <w:rFonts w:hint="eastAsia"/>
+        </w:rPr>
+      </w:pPr>
+      <w:r>
+        <w:rPr>
+          <w:rFonts w:hint="eastAsia"/>
+        </w:rPr>
+        <w:t>Bucket分析：将</w:t>
+      </w:r>
+      <w:proofErr w:type="spellStart"/>
+      <w:r>
+        <w:rPr>
+          <w:rFonts w:hint="eastAsia"/>
+        </w:rPr>
+        <w:t>response_len</w:t>
+      </w:r>
+      <w:proofErr w:type="spellEnd"/>
+      <w:r>
+        <w:rPr>
+          <w:rFonts w:hint="eastAsia"/>
+        </w:rPr>
+        <w:t>分bucket，即不同大小区间，查看不同bucket的reward, advantage, grad分布。</w:t>
+      </w:r>
+    </w:p>
+    <w:p>
+      <w:pPr>
+        <w:pStyle w:val="a9"/>
+        <w:numPr>
+          <w:ilvl w:val="0"/>
+          <w:numId w:val="8"/>
+        </w:numPr>
+        <w:rPr>
+          <w:rFonts w:hint="eastAsia"/>
+        </w:rPr>
+      </w:pPr>
+      <w:r>
+        <w:rPr>
+          <w:rFonts w:hint="eastAsia"/>
+        </w:rPr>
+        <w:t>修复实验（因果对照实验）</w:t>
+      </w:r>
+    </w:p>
+    <w:p>
+      <w:pPr>
+        <w:widowControl/>
+        <w:jc w:val="left"/>
+        <w:rPr>
+          <w:rFonts w:hint="eastAsia"/>
+        </w:rPr>
+      </w:pPr>
+      <w:r>
+        <w:rPr>
+          <w:rFonts w:hint="eastAsia"/>
+        </w:rPr>
+        <w:br w:type="page"/>
+      </w:r>
     </w:p>
     <w:p>
       <w:pPr>
@@ -476,11 +1746,13 @@
       <w:pPr>
         <w:rPr>
           <w:rFonts w:hint="eastAsia"/>
-        </w:rPr>
-      </w:pPr>
-      <w:r>
-        <w:rPr>
-          <w:rFonts w:hint="eastAsia"/>
+          <w:color w:val="00B0F0"/>
+        </w:rPr>
+      </w:pPr>
+      <w:r>
+        <w:rPr>
+          <w:rFonts w:hint="eastAsia"/>
+          <w:color w:val="00B0F0"/>
         </w:rPr>
         <w:t>大程序test：</w:t>
       </w:r>
@@ -676,6 +1948,20 @@
       <w:r>
         <w:rPr>
           <w:rFonts w:hint="eastAsia"/>
+          <w:color w:val="00B050"/>
+        </w:rPr>
+        <w:t>(done)</w:t>
+      </w:r>
+      <w:r>
+        <w:rPr>
+          <w:rFonts w:hint="eastAsia"/>
+          <w:color w:val="00B050"/>
+        </w:rPr>
+        <w:t xml:space="preserve"> </w:t>
+      </w:r>
+      <w:r>
+        <w:rPr>
+          <w:rFonts w:hint="eastAsia"/>
         </w:rPr>
         <w:t>把trainer写成一个class</w:t>
       </w:r>
@@ -812,6 +2098,9 @@
           <w:ilvl w:val="0"/>
           <w:numId w:val="1"/>
         </w:numPr>
+        <w:rPr>
+          <w:rFonts w:hint="eastAsia"/>
+        </w:rPr>
       </w:pPr>
       <w:r>
         <w:rPr>
@@ -883,7 +2172,7 @@
     </w:p>
     <w:sectPr>
       <w:pgSz w:w="11906" w:h="16838"/>
-      <w:pgMar w:top="1440" w:right="1800" w:bottom="1440" w:left="1800" w:header="851" w:footer="992" w:gutter="0"/>
+      <w:pgMar w:top="567" w:right="1134" w:bottom="567" w:left="1134" w:header="851" w:footer="992" w:gutter="0"/>
       <w:cols w:space="425"/>
       <w:docGrid w:type="lines" w:linePitch="312"/>
     </w:sectPr>
@@ -1041,6 +2330,208 @@
     </w:lvl>
   </w:abstractNum>
   <w:abstractNum w:abstractNumId="1" w15:restartNumberingAfterBreak="0">
+    <w:nsid w:val="12353A62"/>
+    <w:multiLevelType w:val="hybridMultilevel"/>
+    <w:tmpl w:val="72602B1A"/>
+    <w:lvl w:ilvl="0" w:tplc="A342AEFC">
+      <w:start w:val="1"/>
+      <w:numFmt w:val="decimal"/>
+      <w:lvlText w:val="%1）"/>
+      <w:lvlJc w:val="left"/>
+      <w:pPr>
+        <w:ind w:left="720" w:hanging="360"/>
+      </w:pPr>
+      <w:rPr>
+        <w:rFonts w:hint="eastAsia"/>
+      </w:rPr>
+    </w:lvl>
+    <w:lvl w:ilvl="1" w:tplc="04090019" w:tentative="1">
+      <w:start w:val="1"/>
+      <w:numFmt w:val="lowerLetter"/>
+      <w:lvlText w:val="%2)"/>
+      <w:lvlJc w:val="left"/>
+      <w:pPr>
+        <w:ind w:left="1240" w:hanging="440"/>
+      </w:pPr>
+    </w:lvl>
+    <w:lvl w:ilvl="2" w:tplc="0409001B" w:tentative="1">
+      <w:start w:val="1"/>
+      <w:numFmt w:val="lowerRoman"/>
+      <w:lvlText w:val="%3."/>
+      <w:lvlJc w:val="right"/>
+      <w:pPr>
+        <w:ind w:left="1680" w:hanging="440"/>
+      </w:pPr>
+    </w:lvl>
+    <w:lvl w:ilvl="3" w:tplc="0409000F" w:tentative="1">
+      <w:start w:val="1"/>
+      <w:numFmt w:val="decimal"/>
+      <w:lvlText w:val="%4."/>
+      <w:lvlJc w:val="left"/>
+      <w:pPr>
+        <w:ind w:left="2120" w:hanging="440"/>
+      </w:pPr>
+    </w:lvl>
+    <w:lvl w:ilvl="4" w:tplc="04090019" w:tentative="1">
+      <w:start w:val="1"/>
+      <w:numFmt w:val="lowerLetter"/>
+      <w:lvlText w:val="%5)"/>
+      <w:lvlJc w:val="left"/>
+      <w:pPr>
+        <w:ind w:left="2560" w:hanging="440"/>
+      </w:pPr>
+    </w:lvl>
+    <w:lvl w:ilvl="5" w:tplc="0409001B" w:tentative="1">
+      <w:start w:val="1"/>
+      <w:numFmt w:val="lowerRoman"/>
+      <w:lvlText w:val="%6."/>
+      <w:lvlJc w:val="right"/>
+      <w:pPr>
+        <w:ind w:left="3000" w:hanging="440"/>
+      </w:pPr>
+    </w:lvl>
+    <w:lvl w:ilvl="6" w:tplc="0409000F" w:tentative="1">
+      <w:start w:val="1"/>
+      <w:numFmt w:val="decimal"/>
+      <w:lvlText w:val="%7."/>
+      <w:lvlJc w:val="left"/>
+      <w:pPr>
+        <w:ind w:left="3440" w:hanging="440"/>
+      </w:pPr>
+    </w:lvl>
+    <w:lvl w:ilvl="7" w:tplc="04090019" w:tentative="1">
+      <w:start w:val="1"/>
+      <w:numFmt w:val="lowerLetter"/>
+      <w:lvlText w:val="%8)"/>
+      <w:lvlJc w:val="left"/>
+      <w:pPr>
+        <w:ind w:left="3880" w:hanging="440"/>
+      </w:pPr>
+    </w:lvl>
+    <w:lvl w:ilvl="8" w:tplc="0409001B" w:tentative="1">
+      <w:start w:val="1"/>
+      <w:numFmt w:val="lowerRoman"/>
+      <w:lvlText w:val="%9."/>
+      <w:lvlJc w:val="right"/>
+      <w:pPr>
+        <w:ind w:left="4320" w:hanging="440"/>
+      </w:pPr>
+    </w:lvl>
+  </w:abstractNum>
+  <w:abstractNum w:abstractNumId="2" w15:restartNumberingAfterBreak="0">
+    <w:nsid w:val="14D731B5"/>
+    <w:multiLevelType w:val="hybridMultilevel"/>
+    <w:tmpl w:val="4810FDA6"/>
+    <w:lvl w:ilvl="0" w:tplc="04090001">
+      <w:start w:val="1"/>
+      <w:numFmt w:val="bullet"/>
+      <w:lvlText w:val=""/>
+      <w:lvlJc w:val="left"/>
+      <w:pPr>
+        <w:ind w:left="1160" w:hanging="440"/>
+      </w:pPr>
+      <w:rPr>
+        <w:rFonts w:ascii="Wingdings" w:hAnsi="Wingdings" w:hint="default"/>
+      </w:rPr>
+    </w:lvl>
+    <w:lvl w:ilvl="1" w:tplc="04090003" w:tentative="1">
+      <w:start w:val="1"/>
+      <w:numFmt w:val="bullet"/>
+      <w:lvlText w:val=""/>
+      <w:lvlJc w:val="left"/>
+      <w:pPr>
+        <w:ind w:left="1600" w:hanging="440"/>
+      </w:pPr>
+      <w:rPr>
+        <w:rFonts w:ascii="Wingdings" w:hAnsi="Wingdings" w:hint="default"/>
+      </w:rPr>
+    </w:lvl>
+    <w:lvl w:ilvl="2" w:tplc="04090005" w:tentative="1">
+      <w:start w:val="1"/>
+      <w:numFmt w:val="bullet"/>
+      <w:lvlText w:val=""/>
+      <w:lvlJc w:val="left"/>
+      <w:pPr>
+        <w:ind w:left="2040" w:hanging="440"/>
+      </w:pPr>
+      <w:rPr>
+        <w:rFonts w:ascii="Wingdings" w:hAnsi="Wingdings" w:hint="default"/>
+      </w:rPr>
+    </w:lvl>
+    <w:lvl w:ilvl="3" w:tplc="04090001" w:tentative="1">
+      <w:start w:val="1"/>
+      <w:numFmt w:val="bullet"/>
+      <w:lvlText w:val=""/>
+      <w:lvlJc w:val="left"/>
+      <w:pPr>
+        <w:ind w:left="2480" w:hanging="440"/>
+      </w:pPr>
+      <w:rPr>
+        <w:rFonts w:ascii="Wingdings" w:hAnsi="Wingdings" w:hint="default"/>
+      </w:rPr>
+    </w:lvl>
+    <w:lvl w:ilvl="4" w:tplc="04090003" w:tentative="1">
+      <w:start w:val="1"/>
+      <w:numFmt w:val="bullet"/>
+      <w:lvlText w:val=""/>
+      <w:lvlJc w:val="left"/>
+      <w:pPr>
+        <w:ind w:left="2920" w:hanging="440"/>
+      </w:pPr>
+      <w:rPr>
+        <w:rFonts w:ascii="Wingdings" w:hAnsi="Wingdings" w:hint="default"/>
+      </w:rPr>
+    </w:lvl>
+    <w:lvl w:ilvl="5" w:tplc="04090005" w:tentative="1">
+      <w:start w:val="1"/>
+      <w:numFmt w:val="bullet"/>
+      <w:lvlText w:val=""/>
+      <w:lvlJc w:val="left"/>
+      <w:pPr>
+        <w:ind w:left="3360" w:hanging="440"/>
+      </w:pPr>
+      <w:rPr>
+        <w:rFonts w:ascii="Wingdings" w:hAnsi="Wingdings" w:hint="default"/>
+      </w:rPr>
+    </w:lvl>
+    <w:lvl w:ilvl="6" w:tplc="04090001" w:tentative="1">
+      <w:start w:val="1"/>
+      <w:numFmt w:val="bullet"/>
+      <w:lvlText w:val=""/>
+      <w:lvlJc w:val="left"/>
+      <w:pPr>
+        <w:ind w:left="3800" w:hanging="440"/>
+      </w:pPr>
+      <w:rPr>
+        <w:rFonts w:ascii="Wingdings" w:hAnsi="Wingdings" w:hint="default"/>
+      </w:rPr>
+    </w:lvl>
+    <w:lvl w:ilvl="7" w:tplc="04090003" w:tentative="1">
+      <w:start w:val="1"/>
+      <w:numFmt w:val="bullet"/>
+      <w:lvlText w:val=""/>
+      <w:lvlJc w:val="left"/>
+      <w:pPr>
+        <w:ind w:left="4240" w:hanging="440"/>
+      </w:pPr>
+      <w:rPr>
+        <w:rFonts w:ascii="Wingdings" w:hAnsi="Wingdings" w:hint="default"/>
+      </w:rPr>
+    </w:lvl>
+    <w:lvl w:ilvl="8" w:tplc="04090005" w:tentative="1">
+      <w:start w:val="1"/>
+      <w:numFmt w:val="bullet"/>
+      <w:lvlText w:val=""/>
+      <w:lvlJc w:val="left"/>
+      <w:pPr>
+        <w:ind w:left="4680" w:hanging="440"/>
+      </w:pPr>
+      <w:rPr>
+        <w:rFonts w:ascii="Wingdings" w:hAnsi="Wingdings" w:hint="default"/>
+      </w:rPr>
+    </w:lvl>
+  </w:abstractNum>
+  <w:abstractNum w:abstractNumId="3" w15:restartNumberingAfterBreak="0">
     <w:nsid w:val="198E0319"/>
     <w:multiLevelType w:val="hybridMultilevel"/>
     <w:tmpl w:val="9A9E1E48"/>
@@ -1129,7 +2620,7 @@
       </w:pPr>
     </w:lvl>
   </w:abstractNum>
-  <w:abstractNum w:abstractNumId="2" w15:restartNumberingAfterBreak="0">
+  <w:abstractNum w:abstractNumId="4" w15:restartNumberingAfterBreak="0">
     <w:nsid w:val="215A1F31"/>
     <w:multiLevelType w:val="hybridMultilevel"/>
     <w:tmpl w:val="37669F2E"/>
@@ -1218,7 +2709,7 @@
       </w:pPr>
     </w:lvl>
   </w:abstractNum>
-  <w:abstractNum w:abstractNumId="3" w15:restartNumberingAfterBreak="0">
+  <w:abstractNum w:abstractNumId="5" w15:restartNumberingAfterBreak="0">
     <w:nsid w:val="2BB20D1D"/>
     <w:multiLevelType w:val="hybridMultilevel"/>
     <w:tmpl w:val="14FEAA64"/>
@@ -1307,7 +2798,7 @@
       </w:pPr>
     </w:lvl>
   </w:abstractNum>
-  <w:abstractNum w:abstractNumId="4" w15:restartNumberingAfterBreak="0">
+  <w:abstractNum w:abstractNumId="6" w15:restartNumberingAfterBreak="0">
     <w:nsid w:val="376A26D5"/>
     <w:multiLevelType w:val="hybridMultilevel"/>
     <w:tmpl w:val="9CA634C0"/>
@@ -1419,7 +2910,435 @@
       </w:rPr>
     </w:lvl>
   </w:abstractNum>
-  <w:abstractNum w:abstractNumId="5" w15:restartNumberingAfterBreak="0">
+  <w:abstractNum w:abstractNumId="7" w15:restartNumberingAfterBreak="0">
+    <w:nsid w:val="38D8084A"/>
+    <w:multiLevelType w:val="hybridMultilevel"/>
+    <w:tmpl w:val="73A4E6D0"/>
+    <w:lvl w:ilvl="0" w:tplc="04090001">
+      <w:start w:val="1"/>
+      <w:numFmt w:val="bullet"/>
+      <w:lvlText w:val=""/>
+      <w:lvlJc w:val="left"/>
+      <w:pPr>
+        <w:ind w:left="1160" w:hanging="440"/>
+      </w:pPr>
+      <w:rPr>
+        <w:rFonts w:ascii="Wingdings" w:hAnsi="Wingdings" w:hint="default"/>
+      </w:rPr>
+    </w:lvl>
+    <w:lvl w:ilvl="1" w:tplc="04090003" w:tentative="1">
+      <w:start w:val="1"/>
+      <w:numFmt w:val="bullet"/>
+      <w:lvlText w:val=""/>
+      <w:lvlJc w:val="left"/>
+      <w:pPr>
+        <w:ind w:left="1600" w:hanging="440"/>
+      </w:pPr>
+      <w:rPr>
+        <w:rFonts w:ascii="Wingdings" w:hAnsi="Wingdings" w:hint="default"/>
+      </w:rPr>
+    </w:lvl>
+    <w:lvl w:ilvl="2" w:tplc="04090005" w:tentative="1">
+      <w:start w:val="1"/>
+      <w:numFmt w:val="bullet"/>
+      <w:lvlText w:val=""/>
+      <w:lvlJc w:val="left"/>
+      <w:pPr>
+        <w:ind w:left="2040" w:hanging="440"/>
+      </w:pPr>
+      <w:rPr>
+        <w:rFonts w:ascii="Wingdings" w:hAnsi="Wingdings" w:hint="default"/>
+      </w:rPr>
+    </w:lvl>
+    <w:lvl w:ilvl="3" w:tplc="04090001" w:tentative="1">
+      <w:start w:val="1"/>
+      <w:numFmt w:val="bullet"/>
+      <w:lvlText w:val=""/>
+      <w:lvlJc w:val="left"/>
+      <w:pPr>
+        <w:ind w:left="2480" w:hanging="440"/>
+      </w:pPr>
+      <w:rPr>
+        <w:rFonts w:ascii="Wingdings" w:hAnsi="Wingdings" w:hint="default"/>
+      </w:rPr>
+    </w:lvl>
+    <w:lvl w:ilvl="4" w:tplc="04090003" w:tentative="1">
+      <w:start w:val="1"/>
+      <w:numFmt w:val="bullet"/>
+      <w:lvlText w:val=""/>
+      <w:lvlJc w:val="left"/>
+      <w:pPr>
+        <w:ind w:left="2920" w:hanging="440"/>
+      </w:pPr>
+      <w:rPr>
+        <w:rFonts w:ascii="Wingdings" w:hAnsi="Wingdings" w:hint="default"/>
+      </w:rPr>
+    </w:lvl>
+    <w:lvl w:ilvl="5" w:tplc="04090005" w:tentative="1">
+      <w:start w:val="1"/>
+      <w:numFmt w:val="bullet"/>
+      <w:lvlText w:val=""/>
+      <w:lvlJc w:val="left"/>
+      <w:pPr>
+        <w:ind w:left="3360" w:hanging="440"/>
+      </w:pPr>
+      <w:rPr>
+        <w:rFonts w:ascii="Wingdings" w:hAnsi="Wingdings" w:hint="default"/>
+      </w:rPr>
+    </w:lvl>
+    <w:lvl w:ilvl="6" w:tplc="04090001" w:tentative="1">
+      <w:start w:val="1"/>
+      <w:numFmt w:val="bullet"/>
+      <w:lvlText w:val=""/>
+      <w:lvlJc w:val="left"/>
+      <w:pPr>
+        <w:ind w:left="3800" w:hanging="440"/>
+      </w:pPr>
+      <w:rPr>
+        <w:rFonts w:ascii="Wingdings" w:hAnsi="Wingdings" w:hint="default"/>
+      </w:rPr>
+    </w:lvl>
+    <w:lvl w:ilvl="7" w:tplc="04090003" w:tentative="1">
+      <w:start w:val="1"/>
+      <w:numFmt w:val="bullet"/>
+      <w:lvlText w:val=""/>
+      <w:lvlJc w:val="left"/>
+      <w:pPr>
+        <w:ind w:left="4240" w:hanging="440"/>
+      </w:pPr>
+      <w:rPr>
+        <w:rFonts w:ascii="Wingdings" w:hAnsi="Wingdings" w:hint="default"/>
+      </w:rPr>
+    </w:lvl>
+    <w:lvl w:ilvl="8" w:tplc="04090005" w:tentative="1">
+      <w:start w:val="1"/>
+      <w:numFmt w:val="bullet"/>
+      <w:lvlText w:val=""/>
+      <w:lvlJc w:val="left"/>
+      <w:pPr>
+        <w:ind w:left="4680" w:hanging="440"/>
+      </w:pPr>
+      <w:rPr>
+        <w:rFonts w:ascii="Wingdings" w:hAnsi="Wingdings" w:hint="default"/>
+      </w:rPr>
+    </w:lvl>
+  </w:abstractNum>
+  <w:abstractNum w:abstractNumId="8" w15:restartNumberingAfterBreak="0">
+    <w:nsid w:val="395B0E3C"/>
+    <w:multiLevelType w:val="hybridMultilevel"/>
+    <w:tmpl w:val="9AE0346A"/>
+    <w:lvl w:ilvl="0" w:tplc="EA2EA31A">
+      <w:start w:val="1"/>
+      <w:numFmt w:val="bullet"/>
+      <w:lvlText w:val="-"/>
+      <w:lvlJc w:val="left"/>
+      <w:pPr>
+        <w:ind w:left="720" w:hanging="360"/>
+      </w:pPr>
+      <w:rPr>
+        <w:rFonts w:ascii="等线" w:eastAsia="等线" w:hAnsi="等线" w:cstheme="minorBidi" w:hint="eastAsia"/>
+      </w:rPr>
+    </w:lvl>
+    <w:lvl w:ilvl="1" w:tplc="04090003" w:tentative="1">
+      <w:start w:val="1"/>
+      <w:numFmt w:val="bullet"/>
+      <w:lvlText w:val=""/>
+      <w:lvlJc w:val="left"/>
+      <w:pPr>
+        <w:ind w:left="1240" w:hanging="440"/>
+      </w:pPr>
+      <w:rPr>
+        <w:rFonts w:ascii="Wingdings" w:hAnsi="Wingdings" w:hint="default"/>
+      </w:rPr>
+    </w:lvl>
+    <w:lvl w:ilvl="2" w:tplc="04090005" w:tentative="1">
+      <w:start w:val="1"/>
+      <w:numFmt w:val="bullet"/>
+      <w:lvlText w:val=""/>
+      <w:lvlJc w:val="left"/>
+      <w:pPr>
+        <w:ind w:left="1680" w:hanging="440"/>
+      </w:pPr>
+      <w:rPr>
+        <w:rFonts w:ascii="Wingdings" w:hAnsi="Wingdings" w:hint="default"/>
+      </w:rPr>
+    </w:lvl>
+    <w:lvl w:ilvl="3" w:tplc="04090001" w:tentative="1">
+      <w:start w:val="1"/>
+      <w:numFmt w:val="bullet"/>
+      <w:lvlText w:val=""/>
+      <w:lvlJc w:val="left"/>
+      <w:pPr>
+        <w:ind w:left="2120" w:hanging="440"/>
+      </w:pPr>
+      <w:rPr>
+        <w:rFonts w:ascii="Wingdings" w:hAnsi="Wingdings" w:hint="default"/>
+      </w:rPr>
+    </w:lvl>
+    <w:lvl w:ilvl="4" w:tplc="04090003" w:tentative="1">
+      <w:start w:val="1"/>
+      <w:numFmt w:val="bullet"/>
+      <w:lvlText w:val=""/>
+      <w:lvlJc w:val="left"/>
+      <w:pPr>
+        <w:ind w:left="2560" w:hanging="440"/>
+      </w:pPr>
+      <w:rPr>
+        <w:rFonts w:ascii="Wingdings" w:hAnsi="Wingdings" w:hint="default"/>
+      </w:rPr>
+    </w:lvl>
+    <w:lvl w:ilvl="5" w:tplc="04090005" w:tentative="1">
+      <w:start w:val="1"/>
+      <w:numFmt w:val="bullet"/>
+      <w:lvlText w:val=""/>
+      <w:lvlJc w:val="left"/>
+      <w:pPr>
+        <w:ind w:left="3000" w:hanging="440"/>
+      </w:pPr>
+      <w:rPr>
+        <w:rFonts w:ascii="Wingdings" w:hAnsi="Wingdings" w:hint="default"/>
+      </w:rPr>
+    </w:lvl>
+    <w:lvl w:ilvl="6" w:tplc="04090001" w:tentative="1">
+      <w:start w:val="1"/>
+      <w:numFmt w:val="bullet"/>
+      <w:lvlText w:val=""/>
+      <w:lvlJc w:val="left"/>
+      <w:pPr>
+        <w:ind w:left="3440" w:hanging="440"/>
+      </w:pPr>
+      <w:rPr>
+        <w:rFonts w:ascii="Wingdings" w:hAnsi="Wingdings" w:hint="default"/>
+      </w:rPr>
+    </w:lvl>
+    <w:lvl w:ilvl="7" w:tplc="04090003" w:tentative="1">
+      <w:start w:val="1"/>
+      <w:numFmt w:val="bullet"/>
+      <w:lvlText w:val=""/>
+      <w:lvlJc w:val="left"/>
+      <w:pPr>
+        <w:ind w:left="3880" w:hanging="440"/>
+      </w:pPr>
+      <w:rPr>
+        <w:rFonts w:ascii="Wingdings" w:hAnsi="Wingdings" w:hint="default"/>
+      </w:rPr>
+    </w:lvl>
+    <w:lvl w:ilvl="8" w:tplc="04090005" w:tentative="1">
+      <w:start w:val="1"/>
+      <w:numFmt w:val="bullet"/>
+      <w:lvlText w:val=""/>
+      <w:lvlJc w:val="left"/>
+      <w:pPr>
+        <w:ind w:left="4320" w:hanging="440"/>
+      </w:pPr>
+      <w:rPr>
+        <w:rFonts w:ascii="Wingdings" w:hAnsi="Wingdings" w:hint="default"/>
+      </w:rPr>
+    </w:lvl>
+  </w:abstractNum>
+  <w:abstractNum w:abstractNumId="9" w15:restartNumberingAfterBreak="0">
+    <w:nsid w:val="3B0C76A3"/>
+    <w:multiLevelType w:val="hybridMultilevel"/>
+    <w:tmpl w:val="18D85E36"/>
+    <w:lvl w:ilvl="0" w:tplc="EA10F276">
+      <w:start w:val="1"/>
+      <w:numFmt w:val="decimal"/>
+      <w:lvlText w:val="%1."/>
+      <w:lvlJc w:val="left"/>
+      <w:pPr>
+        <w:ind w:left="360" w:hanging="360"/>
+      </w:pPr>
+      <w:rPr>
+        <w:rFonts w:hint="default"/>
+      </w:rPr>
+    </w:lvl>
+    <w:lvl w:ilvl="1" w:tplc="04090019" w:tentative="1">
+      <w:start w:val="1"/>
+      <w:numFmt w:val="lowerLetter"/>
+      <w:lvlText w:val="%2)"/>
+      <w:lvlJc w:val="left"/>
+      <w:pPr>
+        <w:ind w:left="880" w:hanging="440"/>
+      </w:pPr>
+    </w:lvl>
+    <w:lvl w:ilvl="2" w:tplc="0409001B" w:tentative="1">
+      <w:start w:val="1"/>
+      <w:numFmt w:val="lowerRoman"/>
+      <w:lvlText w:val="%3."/>
+      <w:lvlJc w:val="right"/>
+      <w:pPr>
+        <w:ind w:left="1320" w:hanging="440"/>
+      </w:pPr>
+    </w:lvl>
+    <w:lvl w:ilvl="3" w:tplc="0409000F" w:tentative="1">
+      <w:start w:val="1"/>
+      <w:numFmt w:val="decimal"/>
+      <w:lvlText w:val="%4."/>
+      <w:lvlJc w:val="left"/>
+      <w:pPr>
+        <w:ind w:left="1760" w:hanging="440"/>
+      </w:pPr>
+    </w:lvl>
+    <w:lvl w:ilvl="4" w:tplc="04090019" w:tentative="1">
+      <w:start w:val="1"/>
+      <w:numFmt w:val="lowerLetter"/>
+      <w:lvlText w:val="%5)"/>
+      <w:lvlJc w:val="left"/>
+      <w:pPr>
+        <w:ind w:left="2200" w:hanging="440"/>
+      </w:pPr>
+    </w:lvl>
+    <w:lvl w:ilvl="5" w:tplc="0409001B" w:tentative="1">
+      <w:start w:val="1"/>
+      <w:numFmt w:val="lowerRoman"/>
+      <w:lvlText w:val="%6."/>
+      <w:lvlJc w:val="right"/>
+      <w:pPr>
+        <w:ind w:left="2640" w:hanging="440"/>
+      </w:pPr>
+    </w:lvl>
+    <w:lvl w:ilvl="6" w:tplc="0409000F" w:tentative="1">
+      <w:start w:val="1"/>
+      <w:numFmt w:val="decimal"/>
+      <w:lvlText w:val="%7."/>
+      <w:lvlJc w:val="left"/>
+      <w:pPr>
+        <w:ind w:left="3080" w:hanging="440"/>
+      </w:pPr>
+    </w:lvl>
+    <w:lvl w:ilvl="7" w:tplc="04090019" w:tentative="1">
+      <w:start w:val="1"/>
+      <w:numFmt w:val="lowerLetter"/>
+      <w:lvlText w:val="%8)"/>
+      <w:lvlJc w:val="left"/>
+      <w:pPr>
+        <w:ind w:left="3520" w:hanging="440"/>
+      </w:pPr>
+    </w:lvl>
+    <w:lvl w:ilvl="8" w:tplc="0409001B" w:tentative="1">
+      <w:start w:val="1"/>
+      <w:numFmt w:val="lowerRoman"/>
+      <w:lvlText w:val="%9."/>
+      <w:lvlJc w:val="right"/>
+      <w:pPr>
+        <w:ind w:left="3960" w:hanging="440"/>
+      </w:pPr>
+    </w:lvl>
+  </w:abstractNum>
+  <w:abstractNum w:abstractNumId="10" w15:restartNumberingAfterBreak="0">
+    <w:nsid w:val="4AEE4338"/>
+    <w:multiLevelType w:val="hybridMultilevel"/>
+    <w:tmpl w:val="D88291A6"/>
+    <w:lvl w:ilvl="0" w:tplc="E9366BEC">
+      <w:start w:val="1"/>
+      <w:numFmt w:val="bullet"/>
+      <w:lvlText w:val="-"/>
+      <w:lvlJc w:val="left"/>
+      <w:pPr>
+        <w:ind w:left="720" w:hanging="360"/>
+      </w:pPr>
+      <w:rPr>
+        <w:rFonts w:ascii="等线" w:eastAsia="等线" w:hAnsi="等线" w:cstheme="minorBidi" w:hint="eastAsia"/>
+      </w:rPr>
+    </w:lvl>
+    <w:lvl w:ilvl="1" w:tplc="04090003" w:tentative="1">
+      <w:start w:val="1"/>
+      <w:numFmt w:val="bullet"/>
+      <w:lvlText w:val=""/>
+      <w:lvlJc w:val="left"/>
+      <w:pPr>
+        <w:ind w:left="1240" w:hanging="440"/>
+      </w:pPr>
+      <w:rPr>
+        <w:rFonts w:ascii="Wingdings" w:hAnsi="Wingdings" w:hint="default"/>
+      </w:rPr>
+    </w:lvl>
+    <w:lvl w:ilvl="2" w:tplc="04090005" w:tentative="1">
+      <w:start w:val="1"/>
+      <w:numFmt w:val="bullet"/>
+      <w:lvlText w:val=""/>
+      <w:lvlJc w:val="left"/>
+      <w:pPr>
+        <w:ind w:left="1680" w:hanging="440"/>
+      </w:pPr>
+      <w:rPr>
+        <w:rFonts w:ascii="Wingdings" w:hAnsi="Wingdings" w:hint="default"/>
+      </w:rPr>
+    </w:lvl>
+    <w:lvl w:ilvl="3" w:tplc="04090001" w:tentative="1">
+      <w:start w:val="1"/>
+      <w:numFmt w:val="bullet"/>
+      <w:lvlText w:val=""/>
+      <w:lvlJc w:val="left"/>
+      <w:pPr>
+        <w:ind w:left="2120" w:hanging="440"/>
+      </w:pPr>
+      <w:rPr>
+        <w:rFonts w:ascii="Wingdings" w:hAnsi="Wingdings" w:hint="default"/>
+      </w:rPr>
+    </w:lvl>
+    <w:lvl w:ilvl="4" w:tplc="04090003" w:tentative="1">
+      <w:start w:val="1"/>
+      <w:numFmt w:val="bullet"/>
+      <w:lvlText w:val=""/>
+      <w:lvlJc w:val="left"/>
+      <w:pPr>
+        <w:ind w:left="2560" w:hanging="440"/>
+      </w:pPr>
+      <w:rPr>
+        <w:rFonts w:ascii="Wingdings" w:hAnsi="Wingdings" w:hint="default"/>
+      </w:rPr>
+    </w:lvl>
+    <w:lvl w:ilvl="5" w:tplc="04090005" w:tentative="1">
+      <w:start w:val="1"/>
+      <w:numFmt w:val="bullet"/>
+      <w:lvlText w:val=""/>
+      <w:lvlJc w:val="left"/>
+      <w:pPr>
+        <w:ind w:left="3000" w:hanging="440"/>
+      </w:pPr>
+      <w:rPr>
+        <w:rFonts w:ascii="Wingdings" w:hAnsi="Wingdings" w:hint="default"/>
+      </w:rPr>
+    </w:lvl>
+    <w:lvl w:ilvl="6" w:tplc="04090001" w:tentative="1">
+      <w:start w:val="1"/>
+      <w:numFmt w:val="bullet"/>
+      <w:lvlText w:val=""/>
+      <w:lvlJc w:val="left"/>
+      <w:pPr>
+        <w:ind w:left="3440" w:hanging="440"/>
+      </w:pPr>
+      <w:rPr>
+        <w:rFonts w:ascii="Wingdings" w:hAnsi="Wingdings" w:hint="default"/>
+      </w:rPr>
+    </w:lvl>
+    <w:lvl w:ilvl="7" w:tplc="04090003" w:tentative="1">
+      <w:start w:val="1"/>
+      <w:numFmt w:val="bullet"/>
+      <w:lvlText w:val=""/>
+      <w:lvlJc w:val="left"/>
+      <w:pPr>
+        <w:ind w:left="3880" w:hanging="440"/>
+      </w:pPr>
+      <w:rPr>
+        <w:rFonts w:ascii="Wingdings" w:hAnsi="Wingdings" w:hint="default"/>
+      </w:rPr>
+    </w:lvl>
+    <w:lvl w:ilvl="8" w:tplc="04090005" w:tentative="1">
+      <w:start w:val="1"/>
+      <w:numFmt w:val="bullet"/>
+      <w:lvlText w:val=""/>
+      <w:lvlJc w:val="left"/>
+      <w:pPr>
+        <w:ind w:left="4320" w:hanging="440"/>
+      </w:pPr>
+      <w:rPr>
+        <w:rFonts w:ascii="Wingdings" w:hAnsi="Wingdings" w:hint="default"/>
+      </w:rPr>
+    </w:lvl>
+  </w:abstractNum>
+  <w:abstractNum w:abstractNumId="11" w15:restartNumberingAfterBreak="0">
     <w:nsid w:val="685139A7"/>
     <w:multiLevelType w:val="hybridMultilevel"/>
     <w:tmpl w:val="382651D6"/>
@@ -1508,7 +3427,7 @@
       </w:pPr>
     </w:lvl>
   </w:abstractNum>
-  <w:abstractNum w:abstractNumId="6" w15:restartNumberingAfterBreak="0">
+  <w:abstractNum w:abstractNumId="12" w15:restartNumberingAfterBreak="0">
     <w:nsid w:val="7F6D54F2"/>
     <w:multiLevelType w:val="hybridMultilevel"/>
     <w:tmpl w:val="588ECD68"/>
@@ -1598,25 +3517,43 @@
     </w:lvl>
   </w:abstractNum>
   <w:num w:numId="1" w16cid:durableId="461970192">
-    <w:abstractNumId w:val="4"/>
+    <w:abstractNumId w:val="6"/>
   </w:num>
   <w:num w:numId="2" w16cid:durableId="916478409">
+    <w:abstractNumId w:val="5"/>
+  </w:num>
+  <w:num w:numId="3" w16cid:durableId="823206987">
     <w:abstractNumId w:val="3"/>
   </w:num>
-  <w:num w:numId="3" w16cid:durableId="823206987">
-    <w:abstractNumId w:val="1"/>
-  </w:num>
   <w:num w:numId="4" w16cid:durableId="1509753342">
-    <w:abstractNumId w:val="2"/>
+    <w:abstractNumId w:val="4"/>
   </w:num>
   <w:num w:numId="5" w16cid:durableId="1914780376">
     <w:abstractNumId w:val="0"/>
   </w:num>
   <w:num w:numId="6" w16cid:durableId="1951203596">
-    <w:abstractNumId w:val="5"/>
+    <w:abstractNumId w:val="11"/>
   </w:num>
   <w:num w:numId="7" w16cid:durableId="1846169903">
-    <w:abstractNumId w:val="6"/>
+    <w:abstractNumId w:val="12"/>
+  </w:num>
+  <w:num w:numId="8" w16cid:durableId="599266774">
+    <w:abstractNumId w:val="9"/>
+  </w:num>
+  <w:num w:numId="9" w16cid:durableId="1886982621">
+    <w:abstractNumId w:val="10"/>
+  </w:num>
+  <w:num w:numId="10" w16cid:durableId="1142381980">
+    <w:abstractNumId w:val="8"/>
+  </w:num>
+  <w:num w:numId="11" w16cid:durableId="1841039668">
+    <w:abstractNumId w:val="7"/>
+  </w:num>
+  <w:num w:numId="12" w16cid:durableId="434521853">
+    <w:abstractNumId w:val="2"/>
+  </w:num>
+  <w:num w:numId="13" w16cid:durableId="754011459">
+    <w:abstractNumId w:val="1"/>
   </w:num>
 </w:numbering>
 </file>

--- a/作业记录.docx
+++ b/作业记录.docx
@@ -88,13 +88,8 @@
         <w:t>sft_gpt-oss-120b_filtered.jsonl</w:t>
       </w:r>
       <w:r>
-        <w:t xml:space="preserve">/ </w:t>
-      </w:r>
-      <w:proofErr w:type="spellStart"/>
-      <w:r>
-        <w:t>math_results.jsonl</w:t>
-      </w:r>
-      <w:proofErr w:type="spellEnd"/>
+        <w:t>/ math_results.jsonl</w:t>
+      </w:r>
     </w:p>
     <w:p>
       <w:pPr>
@@ -125,7 +120,6 @@
           <w:rFonts w:hint="eastAsia"/>
         </w:rPr>
       </w:pPr>
-      <w:proofErr w:type="spellStart"/>
       <w:r>
         <w:rPr>
           <w:rFonts w:hint="eastAsia"/>
@@ -133,11 +127,7 @@
         <w:t>V</w:t>
       </w:r>
       <w:r>
-        <w:t>al.jsonl</w:t>
-      </w:r>
-      <w:proofErr w:type="spellEnd"/>
-      <w:r>
-        <w:t xml:space="preserve"> (validation data of assign5)</w:t>
+        <w:t>al.jsonl (validation data of assign5)</w:t>
       </w:r>
     </w:p>
     <w:p>
@@ -216,7 +206,6 @@
           <w:rFonts w:hint="eastAsia"/>
         </w:rPr>
       </w:pPr>
-      <w:proofErr w:type="spellStart"/>
       <w:r>
         <w:rPr>
           <w:rFonts w:hint="eastAsia"/>
@@ -224,19 +213,7 @@
         <w:t>P</w:t>
       </w:r>
       <w:r>
-        <w:t>olicy_loss</w:t>
-      </w:r>
-      <w:proofErr w:type="spellEnd"/>
-      <w:r>
-        <w:t xml:space="preserve"> (per </w:t>
-      </w:r>
-      <w:proofErr w:type="spellStart"/>
-      <w:r>
-        <w:t>micro_step</w:t>
-      </w:r>
-      <w:proofErr w:type="spellEnd"/>
-      <w:r>
-        <w:t>)</w:t>
+        <w:t>olicy_loss (per micro_step)</w:t>
       </w:r>
     </w:p>
     <w:p>
@@ -251,31 +228,7 @@
         </w:rPr>
       </w:pPr>
       <w:r>
-        <w:t xml:space="preserve">Reward accuracy (per </w:t>
-      </w:r>
-      <w:proofErr w:type="spellStart"/>
-      <w:r>
-        <w:t>n_eval_steps</w:t>
-      </w:r>
-      <w:proofErr w:type="spellEnd"/>
-      <w:r>
-        <w:t xml:space="preserve"> </w:t>
-      </w:r>
-      <w:proofErr w:type="spellStart"/>
-      <w:r>
-        <w:t>grpo</w:t>
-      </w:r>
-      <w:proofErr w:type="spellEnd"/>
-      <w:r>
-        <w:t xml:space="preserve"> train steps): train/ </w:t>
-      </w:r>
-      <w:proofErr w:type="spellStart"/>
-      <w:r>
-        <w:t>val</w:t>
-      </w:r>
-      <w:proofErr w:type="spellEnd"/>
-      <w:r>
-        <w:t xml:space="preserve"> rewards</w:t>
+        <w:t>Reward accuracy (per n_eval_steps grpo train steps): train/ val rewards</w:t>
       </w:r>
     </w:p>
     <w:p>
@@ -346,35 +299,7 @@
         <w:rPr>
           <w:rFonts w:hint="eastAsia"/>
         </w:rPr>
-        <w:t>Loss norm采用</w:t>
-      </w:r>
-      <w:proofErr w:type="spellStart"/>
-      <w:r>
-        <w:rPr>
-          <w:rFonts w:hint="eastAsia"/>
-        </w:rPr>
-        <w:t>masked_norm</w:t>
-      </w:r>
-      <w:proofErr w:type="spellEnd"/>
-      <w:r>
-        <w:rPr>
-          <w:rFonts w:hint="eastAsia"/>
-        </w:rPr>
-        <w:t>时（loss为</w:t>
-      </w:r>
-      <w:proofErr w:type="spellStart"/>
-      <w:r>
-        <w:rPr>
-          <w:rFonts w:hint="eastAsia"/>
-        </w:rPr>
-        <w:t>grpo</w:t>
-      </w:r>
-      <w:proofErr w:type="spellEnd"/>
-      <w:r>
-        <w:rPr>
-          <w:rFonts w:hint="eastAsia"/>
-        </w:rPr>
-        <w:t>-clip），训练在后期发生崩坏：</w:t>
+        <w:t>Loss norm采用masked_norm时（loss为grpo-clip），训练在后期发生崩坏：</w:t>
       </w:r>
     </w:p>
     <w:p>
@@ -567,19 +492,11 @@
         </w:rPr>
         <w:t>但是</w:t>
       </w:r>
-      <w:proofErr w:type="spellStart"/>
-      <w:r>
-        <w:rPr>
-          <w:rFonts w:hint="eastAsia"/>
-        </w:rPr>
-        <w:t>response_len_mean</w:t>
-      </w:r>
-      <w:proofErr w:type="spellEnd"/>
-      <w:r>
-        <w:rPr>
-          <w:rFonts w:hint="eastAsia"/>
-        </w:rPr>
-        <w:t>还在</w:t>
+      <w:r>
+        <w:rPr>
+          <w:rFonts w:hint="eastAsia"/>
+        </w:rPr>
+        <w:t>response_len_mean还在</w:t>
       </w:r>
       <w:r>
         <w:rPr>
@@ -670,25 +587,7 @@
           <w:bCs/>
         </w:rPr>
         <w:lastRenderedPageBreak/>
-        <w:t>问题应该出现在loss norm形式上，因为和只有采用不同loss norm（</w:t>
-      </w:r>
-      <w:proofErr w:type="spellStart"/>
-      <w:r>
-        <w:rPr>
-          <w:rFonts w:hint="eastAsia"/>
-          <w:b/>
-          <w:bCs/>
-        </w:rPr>
-        <w:t>masked_mean</w:t>
-      </w:r>
-      <w:proofErr w:type="spellEnd"/>
-      <w:r>
-        <w:rPr>
-          <w:rFonts w:hint="eastAsia"/>
-          <w:b/>
-          <w:bCs/>
-        </w:rPr>
-        <w:t>）的run作对比，另一个run整个训练过程都没有问题：</w:t>
+        <w:t>问题应该出现在loss norm形式上，因为和只有采用不同loss norm（masked_mean）的run作对比，另一个run整个训练过程都没有问题：</w:t>
       </w:r>
       <w:r>
         <w:rPr>
@@ -813,21 +712,7 @@
         <w:rPr>
           <w:rFonts w:hint="eastAsia"/>
         </w:rPr>
-        <w:t>（根本原因）sequence level的loss形式导致了长回答的grad更大，主导了模型update，并且由于advantage使用了</w:t>
-      </w:r>
-      <w:proofErr w:type="spellStart"/>
-      <w:r>
-        <w:rPr>
-          <w:rFonts w:hint="eastAsia"/>
-        </w:rPr>
-        <w:t>std_normalization</w:t>
-      </w:r>
-      <w:proofErr w:type="spellEnd"/>
-      <w:r>
-        <w:rPr>
-          <w:rFonts w:hint="eastAsia"/>
-        </w:rPr>
-        <w:t>，</w:t>
+        <w:t>（根本原因）sequence level的loss形式导致了长回答的grad更大，主导了模型update，并且由于advantage使用了std_normalization，</w:t>
       </w:r>
       <w:r>
         <w:rPr>
@@ -889,19 +774,11 @@
           <w:rFonts w:hint="eastAsia"/>
         </w:rPr>
       </w:pPr>
-      <w:proofErr w:type="spellStart"/>
-      <w:r>
-        <w:rPr>
-          <w:rFonts w:hint="eastAsia"/>
-        </w:rPr>
-        <w:t>Grpo_step</w:t>
-      </w:r>
-      <w:proofErr w:type="spellEnd"/>
-      <w:r>
-        <w:rPr>
-          <w:rFonts w:hint="eastAsia"/>
-        </w:rPr>
-        <w:t xml:space="preserve"> -&gt;</w:t>
+      <w:r>
+        <w:rPr>
+          <w:rFonts w:hint="eastAsia"/>
+        </w:rPr>
+        <w:t>Grpo_step -&gt;</w:t>
       </w:r>
     </w:p>
     <w:p>
@@ -933,14 +810,12 @@
           <w:rFonts w:hint="eastAsia"/>
         </w:rPr>
       </w:pPr>
-      <w:proofErr w:type="spellStart"/>
       <w:r>
         <w:rPr>
           <w:rFonts w:hint="eastAsia"/>
         </w:rPr>
         <w:t>Response_len</w:t>
       </w:r>
-      <w:proofErr w:type="spellEnd"/>
     </w:p>
     <w:p>
       <w:pPr>
@@ -985,6 +860,9 @@
           <w:ilvl w:val="0"/>
           <w:numId w:val="11"/>
         </w:numPr>
+        <w:rPr>
+          <w:rFonts w:hint="eastAsia"/>
+        </w:rPr>
       </w:pPr>
       <w:r>
         <w:rPr>
@@ -993,11 +871,18 @@
         <w:t>Loss/ grad (sum over sequence dimension)</w:t>
       </w:r>
     </w:p>
-    <w:p/>
+    <w:p>
+      <w:pPr>
+        <w:rPr>
+          <w:rFonts w:hint="eastAsia"/>
+        </w:rPr>
+      </w:pPr>
+    </w:p>
     <w:p>
       <w:pPr>
         <w:ind w:left="720"/>
         <w:rPr>
+          <w:rFonts w:hint="eastAsia"/>
           <w:u w:val="single"/>
         </w:rPr>
       </w:pPr>
@@ -1012,21 +897,16 @@
     <w:p>
       <w:pPr>
         <w:ind w:left="720"/>
-      </w:pPr>
-      <w:r>
-        <w:rPr>
-          <w:rFonts w:hint="eastAsia"/>
-        </w:rPr>
-        <w:t>文件格式：</w:t>
-      </w:r>
-      <w:proofErr w:type="spellStart"/>
-      <w:r>
-        <w:rPr>
-          <w:rFonts w:hint="eastAsia"/>
-        </w:rPr>
-        <w:t>jsonl</w:t>
-      </w:r>
-      <w:proofErr w:type="spellEnd"/>
+        <w:rPr>
+          <w:rFonts w:hint="eastAsia"/>
+        </w:rPr>
+      </w:pPr>
+      <w:r>
+        <w:rPr>
+          <w:rFonts w:hint="eastAsia"/>
+        </w:rPr>
+        <w:t>文件格式：jsonl</w:t>
+      </w:r>
     </w:p>
     <w:p>
       <w:pPr>
@@ -1039,13 +919,7 @@
         <w:rPr>
           <w:rFonts w:hint="eastAsia"/>
         </w:rPr>
-        <w:t>单个sample：</w:t>
-      </w:r>
-      <w:r>
-        <w:rPr>
-          <w:rFonts w:hint="eastAsia"/>
-        </w:rPr>
-        <w:t>{</w:t>
+        <w:t>单个sample：{</w:t>
       </w:r>
     </w:p>
     <w:p>
@@ -1059,27 +933,30 @@
         <w:rPr>
           <w:rFonts w:hint="eastAsia"/>
         </w:rPr>
-        <w:t xml:space="preserve">  "</w:t>
-      </w:r>
-      <w:proofErr w:type="spellStart"/>
-      <w:r>
-        <w:rPr>
-          <w:rFonts w:hint="eastAsia"/>
-        </w:rPr>
-        <w:t>grpo_</w:t>
-      </w:r>
-      <w:r>
-        <w:rPr>
-          <w:rFonts w:hint="eastAsia"/>
-        </w:rPr>
-        <w:t>step</w:t>
-      </w:r>
-      <w:proofErr w:type="spellEnd"/>
-      <w:r>
-        <w:rPr>
-          <w:rFonts w:hint="eastAsia"/>
-        </w:rPr>
-        <w:t>": 12,</w:t>
+        <w:t xml:space="preserve">  "grpo_step": 12,</w:t>
+      </w:r>
+    </w:p>
+    <w:p>
+      <w:pPr>
+        <w:ind w:left="720" w:firstLineChars="100" w:firstLine="210"/>
+        <w:rPr>
+          <w:rFonts w:hint="eastAsia"/>
+        </w:rPr>
+      </w:pPr>
+      <w:r>
+        <w:rPr>
+          <w:rFonts w:hint="eastAsia"/>
+        </w:rPr>
+        <w:t>"</w:t>
+      </w:r>
+      <w:r>
+        <w:t>sample</w:t>
+      </w:r>
+      <w:r>
+        <w:rPr>
+          <w:rFonts w:hint="eastAsia"/>
+        </w:rPr>
+        <w:t>_id": 87,</w:t>
       </w:r>
     </w:p>
     <w:p>
@@ -1090,30 +967,14 @@
         </w:rPr>
       </w:pPr>
       <w:r>
-        <w:rPr>
-          <w:rFonts w:hint="eastAsia"/>
-        </w:rPr>
-        <w:t xml:space="preserve">  "</w:t>
-      </w:r>
-      <w:proofErr w:type="spellStart"/>
-      <w:r>
-        <w:rPr>
-          <w:rFonts w:hint="eastAsia"/>
-        </w:rPr>
-        <w:t>response</w:t>
-      </w:r>
-      <w:r>
-        <w:rPr>
-          <w:rFonts w:hint="eastAsia"/>
-        </w:rPr>
-        <w:t>_id</w:t>
-      </w:r>
-      <w:proofErr w:type="spellEnd"/>
-      <w:r>
-        <w:rPr>
-          <w:rFonts w:hint="eastAsia"/>
-        </w:rPr>
-        <w:t>": 87,</w:t>
+        <w:tab/>
+        <w:t xml:space="preserve"> “</w:t>
+      </w:r>
+      <w:r>
+        <w:t>prompt</w:t>
+      </w:r>
+      <w:r>
+        <w:t>”: ,</w:t>
       </w:r>
     </w:p>
     <w:p>
@@ -1124,10 +985,7 @@
         </w:rPr>
       </w:pPr>
       <w:r>
-        <w:rPr>
-          <w:rFonts w:hint="eastAsia"/>
-        </w:rPr>
-        <w:t xml:space="preserve">  "response": "...",</w:t>
+        <w:t xml:space="preserve">  “response”: ,</w:t>
       </w:r>
     </w:p>
     <w:p>
@@ -1138,24 +996,24 @@
         </w:rPr>
       </w:pPr>
       <w:r>
-        <w:rPr>
-          <w:rFonts w:hint="eastAsia"/>
-        </w:rPr>
-        <w:t xml:space="preserve">  "</w:t>
-      </w:r>
-      <w:proofErr w:type="spellStart"/>
-      <w:r>
-        <w:rPr>
-          <w:rFonts w:hint="eastAsia"/>
-        </w:rPr>
-        <w:t>response_len</w:t>
-      </w:r>
-      <w:proofErr w:type="spellEnd"/>
-      <w:r>
-        <w:rPr>
-          <w:rFonts w:hint="eastAsia"/>
-        </w:rPr>
-        <w:t>": 128,</w:t>
+        <w:t xml:space="preserve">  </w:t>
+      </w:r>
+      <w:r>
+        <w:t>“answer”: ,</w:t>
+      </w:r>
+    </w:p>
+    <w:p>
+      <w:pPr>
+        <w:ind w:left="300" w:firstLine="420"/>
+        <w:rPr>
+          <w:rFonts w:hint="eastAsia"/>
+        </w:rPr>
+      </w:pPr>
+      <w:r>
+        <w:rPr>
+          <w:rFonts w:hint="eastAsia"/>
+        </w:rPr>
+        <w:t xml:space="preserve">  "response_len": 128,</w:t>
       </w:r>
     </w:p>
     <w:p>
@@ -1169,19 +1027,7 @@
         <w:rPr>
           <w:rFonts w:hint="eastAsia"/>
         </w:rPr>
-        <w:t xml:space="preserve">  "</w:t>
-      </w:r>
-      <w:r>
-        <w:rPr>
-          <w:rFonts w:hint="eastAsia"/>
-        </w:rPr>
-        <w:t>reward</w:t>
-      </w:r>
-      <w:r>
-        <w:rPr>
-          <w:rFonts w:hint="eastAsia"/>
-        </w:rPr>
-        <w:t>": 1.0,</w:t>
+        <w:t xml:space="preserve">  "reward": 1.0,</w:t>
       </w:r>
     </w:p>
     <w:p>
@@ -1203,25 +1049,48 @@
         <w:ind w:left="720"/>
         <w:rPr>
           <w:rFonts w:hint="eastAsia"/>
-        </w:rPr>
-      </w:pPr>
-      <w:r>
-        <w:rPr>
-          <w:rFonts w:hint="eastAsia"/>
-        </w:rPr>
-        <w:t xml:space="preserve">  "</w:t>
-      </w:r>
-      <w:r>
-        <w:rPr>
-          <w:rFonts w:hint="eastAsia"/>
-        </w:rPr>
-        <w:t>grad</w:t>
-      </w:r>
-      <w:r>
-        <w:rPr>
-          <w:rFonts w:hint="eastAsia"/>
-        </w:rPr>
-        <w:t>": 0.5</w:t>
+          <w:strike/>
+        </w:rPr>
+      </w:pPr>
+      <w:r>
+        <w:rPr>
+          <w:rFonts w:hint="eastAsia"/>
+        </w:rPr>
+        <w:t xml:space="preserve">  </w:t>
+      </w:r>
+      <w:r>
+        <w:rPr>
+          <w:rFonts w:hint="eastAsia"/>
+          <w:strike/>
+        </w:rPr>
+        <w:t>"grad"</w:t>
+      </w:r>
+      <w:r>
+        <w:rPr>
+          <w:strike/>
+        </w:rPr>
+        <w:t xml:space="preserve"> -&gt; </w:t>
+      </w:r>
+      <w:r>
+        <w:rPr>
+          <w:rFonts w:hint="eastAsia"/>
+          <w:strike/>
+        </w:rPr>
+        <w:t>1) 直接使用loss 2）直接使用已知项计算/估算grad</w:t>
+      </w:r>
+      <w:r>
+        <w:rPr>
+          <w:rFonts w:hint="eastAsia"/>
+          <w:strike/>
+        </w:rPr>
+        <w:t>：response_len, advantage</w:t>
+      </w:r>
+      <w:r>
+        <w:rPr>
+          <w:rFonts w:hint="eastAsia"/>
+          <w:strike/>
+        </w:rPr>
+        <w:t>，πθ可以不考虑入引起问题原因（i.e.不会造成梯度问题）3）计算grad，但是由于grad已使用batch loss计算，计算单个response的grad会造成额外计算。或者问gpt。</w:t>
       </w:r>
     </w:p>
     <w:p>
@@ -1267,19 +1136,11 @@
           <w:rFonts w:hint="eastAsia"/>
         </w:rPr>
       </w:pPr>
-      <w:proofErr w:type="spellStart"/>
-      <w:r>
-        <w:rPr>
-          <w:rFonts w:hint="eastAsia"/>
-        </w:rPr>
-        <w:t>Grpo_step</w:t>
-      </w:r>
-      <w:proofErr w:type="spellEnd"/>
-      <w:r>
-        <w:rPr>
-          <w:rFonts w:hint="eastAsia"/>
-        </w:rPr>
-        <w:t xml:space="preserve"> -&gt;</w:t>
+      <w:r>
+        <w:rPr>
+          <w:rFonts w:hint="eastAsia"/>
+        </w:rPr>
+        <w:t>Grpo_step -&gt;</w:t>
       </w:r>
     </w:p>
     <w:p>
@@ -1289,6 +1150,9 @@
           <w:ilvl w:val="0"/>
           <w:numId w:val="12"/>
         </w:numPr>
+        <w:rPr>
+          <w:rFonts w:hint="eastAsia"/>
+        </w:rPr>
       </w:pPr>
       <w:r>
         <w:rPr>
@@ -1296,20 +1160,25 @@
         </w:rPr>
         <w:t xml:space="preserve">KL(policy/ old policy) after each </w:t>
       </w:r>
-      <w:proofErr w:type="spellStart"/>
       <w:r>
         <w:rPr>
           <w:rFonts w:hint="eastAsia"/>
         </w:rPr>
         <w:t>update_step</w:t>
       </w:r>
-      <w:proofErr w:type="spellEnd"/>
-    </w:p>
-    <w:p/>
+    </w:p>
+    <w:p>
+      <w:pPr>
+        <w:rPr>
+          <w:rFonts w:hint="eastAsia"/>
+        </w:rPr>
+      </w:pPr>
+    </w:p>
     <w:p>
       <w:pPr>
         <w:ind w:left="720"/>
         <w:rPr>
+          <w:rFonts w:hint="eastAsia"/>
           <w:u w:val="single"/>
         </w:rPr>
       </w:pPr>
@@ -1331,6 +1200,9 @@
     <w:p>
       <w:pPr>
         <w:ind w:left="720"/>
+        <w:rPr>
+          <w:rFonts w:hint="eastAsia"/>
+        </w:rPr>
       </w:pPr>
       <w:r>
         <w:rPr>
@@ -1338,14 +1210,12 @@
         </w:rPr>
         <w:t>文件格式：</w:t>
       </w:r>
-      <w:proofErr w:type="spellStart"/>
       <w:r>
         <w:rPr>
           <w:rFonts w:hint="eastAsia"/>
         </w:rPr>
         <w:t>jsonl</w:t>
       </w:r>
-      <w:proofErr w:type="spellEnd"/>
     </w:p>
     <w:p>
       <w:pPr>
@@ -1358,33 +1228,7 @@
         <w:rPr>
           <w:rFonts w:hint="eastAsia"/>
         </w:rPr>
-        <w:t>数据格式：</w:t>
-      </w:r>
-      <w:proofErr w:type="spellStart"/>
-      <w:r>
-        <w:rPr>
-          <w:rFonts w:hint="eastAsia"/>
-        </w:rPr>
-        <w:t>grpo_step</w:t>
-      </w:r>
-      <w:proofErr w:type="spellEnd"/>
-      <w:r>
-        <w:rPr>
-          <w:rFonts w:hint="eastAsia"/>
-        </w:rPr>
-        <w:t xml:space="preserve"> -&gt; [</w:t>
-      </w:r>
-      <w:r>
-        <w:rPr>
-          <w:rFonts w:hint="eastAsia"/>
-        </w:rPr>
-        <w:t>KL(policy/ old policy)</w:t>
-      </w:r>
-      <w:r>
-        <w:rPr>
-          <w:rFonts w:hint="eastAsia"/>
-        </w:rPr>
-        <w:t xml:space="preserve"> after each update step]</w:t>
+        <w:t>数据格式：grpo_step -&gt; [KL(policy/ old policy) after each update step]</w:t>
       </w:r>
     </w:p>
     <w:p>
@@ -1424,14 +1268,12 @@
       <w:pPr>
         <w:pStyle w:val="a9"/>
         <w:ind w:left="360"/>
-        <w:rPr>
-          <w:rFonts w:hint="eastAsia"/>
-        </w:rPr>
-      </w:pPr>
-      <w:r>
-        <w:rPr>
-          <w:rFonts w:hint="eastAsia"/>
-        </w:rPr>
+      </w:pPr>
+      <w:r>
+        <w:rPr>
+          <w:rFonts w:hint="eastAsia"/>
+        </w:rPr>
+        <w:lastRenderedPageBreak/>
         <w:t xml:space="preserve">      是否有错误模型update现象：如果回答reward低，但advantage高，则会影响loss/grad准确性</w:t>
       </w:r>
       <w:r>
@@ -1451,6 +1293,54 @@
           <w:rFonts w:hint="eastAsia"/>
         </w:rPr>
         <w:t>则长回答会主导模型update。</w:t>
+      </w:r>
+    </w:p>
+    <w:p>
+      <w:pPr>
+        <w:pStyle w:val="a9"/>
+        <w:ind w:left="360"/>
+        <w:rPr>
+          <w:rFonts w:hint="eastAsia"/>
+        </w:rPr>
+      </w:pPr>
+      <w:r>
+        <w:tab/>
+      </w:r>
+      <w:r>
+        <w:tab/>
+      </w:r>
+      <w:r>
+        <w:rPr>
+          <w:rFonts w:hint="eastAsia"/>
+        </w:rPr>
+        <w:t xml:space="preserve">  观察response_len和reward相关性：理想状态response_len和reward应该相关性不强（或者按经验来说，response_len与reward应成稍微的正相关）</w:t>
+      </w:r>
+      <w:r>
+        <w:t>-&gt;</w:t>
+      </w:r>
+      <w:r>
+        <w:rPr>
+          <w:rFonts w:hint="eastAsia"/>
+        </w:rPr>
+        <w:t>（可以直接分析gpt-4o生成的ground truth CoT数据）</w:t>
+      </w:r>
+      <w:r>
+        <w:rPr>
+          <w:rFonts w:hint="eastAsia"/>
+        </w:rPr>
+        <w:t>，但是如果response_len和reward成一定的负相关，则可能是模型出现了length bias，即模型偏向生成长回答（</w:t>
+      </w:r>
+      <w:r>
+        <w:rPr>
+          <w:rFonts w:hint="eastAsia"/>
+        </w:rPr>
+        <w:t>长回答主导了模型update</w:t>
+      </w:r>
+      <w:r>
+        <w:rPr>
+          <w:rFonts w:hint="eastAsia"/>
+        </w:rPr>
+        <w:t>），但是长回答的准确率并不高。</w:t>
       </w:r>
     </w:p>
     <w:p>
@@ -1492,22 +1382,7 @@
         <w:rPr>
           <w:rFonts w:hint="eastAsia"/>
         </w:rPr>
-        <w:lastRenderedPageBreak/>
-        <w:t>散点图分析：做</w:t>
-      </w:r>
-      <w:proofErr w:type="spellStart"/>
-      <w:r>
-        <w:rPr>
-          <w:rFonts w:hint="eastAsia"/>
-        </w:rPr>
-        <w:t>response_len</w:t>
-      </w:r>
-      <w:proofErr w:type="spellEnd"/>
-      <w:r>
-        <w:rPr>
-          <w:rFonts w:hint="eastAsia"/>
-        </w:rPr>
-        <w:t>相对reward, advantage, grad散点图</w:t>
+        <w:t>散点图分析：做response_len相对reward, advantage, grad散点图</w:t>
       </w:r>
     </w:p>
     <w:p>
@@ -1525,21 +1400,7 @@
         <w:rPr>
           <w:rFonts w:hint="eastAsia"/>
         </w:rPr>
-        <w:t>Bucket分析：将</w:t>
-      </w:r>
-      <w:proofErr w:type="spellStart"/>
-      <w:r>
-        <w:rPr>
-          <w:rFonts w:hint="eastAsia"/>
-        </w:rPr>
-        <w:t>response_len</w:t>
-      </w:r>
-      <w:proofErr w:type="spellEnd"/>
-      <w:r>
-        <w:rPr>
-          <w:rFonts w:hint="eastAsia"/>
-        </w:rPr>
-        <w:t>分bucket，即不同大小区间，查看不同bucket的reward, advantage, grad分布。</w:t>
+        <w:t>Bucket分析：将response_len分bucket，即不同大小区间，查看不同bucket的reward, advantage, grad分布。</w:t>
       </w:r>
     </w:p>
     <w:p>
@@ -1601,23 +1462,7 @@
           <w:rFonts w:hint="eastAsia"/>
           <w:color w:val="00B0F0"/>
         </w:rPr>
-        <w:t>优化可能重复的</w:t>
-      </w:r>
-      <w:proofErr w:type="spellStart"/>
-      <w:r>
-        <w:rPr>
-          <w:rFonts w:hint="eastAsia"/>
-          <w:color w:val="00B0F0"/>
-        </w:rPr>
-        <w:t>gpu</w:t>
-      </w:r>
-      <w:proofErr w:type="spellEnd"/>
-      <w:r>
-        <w:rPr>
-          <w:rFonts w:hint="eastAsia"/>
-          <w:color w:val="00B0F0"/>
-        </w:rPr>
-        <w:t>占用：</w:t>
+        <w:t>优化可能重复的gpu占用：</w:t>
       </w:r>
     </w:p>
     <w:p>
@@ -1635,21 +1480,7 @@
         <w:rPr>
           <w:rFonts w:hint="eastAsia"/>
         </w:rPr>
-        <w:t xml:space="preserve">不需要grad的变量/ 操作使用with </w:t>
-      </w:r>
-      <w:proofErr w:type="spellStart"/>
-      <w:r>
-        <w:rPr>
-          <w:rFonts w:hint="eastAsia"/>
-        </w:rPr>
-        <w:t>torch.no_grad</w:t>
-      </w:r>
-      <w:proofErr w:type="spellEnd"/>
-      <w:r>
-        <w:rPr>
-          <w:rFonts w:hint="eastAsia"/>
-        </w:rPr>
-        <w:t>()：</w:t>
+        <w:t>不需要grad的变量/ 操作使用with torch.no_grad()：</w:t>
       </w:r>
     </w:p>
     <w:p>
@@ -1664,16 +1495,8 @@
         <w:rPr>
           <w:rFonts w:hint="eastAsia"/>
         </w:rPr>
-        <w:t xml:space="preserve">Computer token </w:t>
-      </w:r>
-      <w:proofErr w:type="spellStart"/>
-      <w:r>
-        <w:rPr>
-          <w:rFonts w:hint="eastAsia"/>
-        </w:rPr>
-        <w:t>entroypy</w:t>
-      </w:r>
-      <w:proofErr w:type="spellEnd"/>
+        <w:t>Computer token entroypy</w:t>
+      </w:r>
     </w:p>
     <w:p>
       <w:pPr>
@@ -1831,21 +1654,7 @@
         <w:rPr>
           <w:rFonts w:hint="eastAsia"/>
         </w:rPr>
-        <w:t>跑</w:t>
-      </w:r>
-      <w:proofErr w:type="spellStart"/>
-      <w:r>
-        <w:rPr>
-          <w:rFonts w:hint="eastAsia"/>
-        </w:rPr>
-        <w:t>Vllm</w:t>
-      </w:r>
-      <w:proofErr w:type="spellEnd"/>
-      <w:r>
-        <w:rPr>
-          <w:rFonts w:hint="eastAsia"/>
-        </w:rPr>
-        <w:t>不是并行的？</w:t>
+        <w:t>跑Vllm不是并行的？</w:t>
       </w:r>
     </w:p>
     <w:p>
@@ -1922,11 +1731,9 @@
         </w:rPr>
         <w:t>py里的</w:t>
       </w:r>
-      <w:proofErr w:type="spellStart"/>
       <w:r>
         <w:t>tokenize_prompt_and_output</w:t>
       </w:r>
-      <w:proofErr w:type="spellEnd"/>
       <w:r>
         <w:rPr>
           <w:rFonts w:hint="eastAsia"/>
@@ -1981,35 +1788,7 @@
         <w:rPr>
           <w:rFonts w:hint="eastAsia"/>
         </w:rPr>
-        <w:t>使用</w:t>
-      </w:r>
-      <w:proofErr w:type="spellStart"/>
-      <w:r>
-        <w:rPr>
-          <w:rFonts w:hint="eastAsia"/>
-        </w:rPr>
-        <w:t>sft</w:t>
-      </w:r>
-      <w:proofErr w:type="spellEnd"/>
-      <w:r>
-        <w:rPr>
-          <w:rFonts w:hint="eastAsia"/>
-        </w:rPr>
-        <w:t>-instruct的数据来</w:t>
-      </w:r>
-      <w:proofErr w:type="spellStart"/>
-      <w:r>
-        <w:rPr>
-          <w:rFonts w:hint="eastAsia"/>
-        </w:rPr>
-        <w:t>sft</w:t>
-      </w:r>
-      <w:proofErr w:type="spellEnd"/>
-      <w:r>
-        <w:rPr>
-          <w:rFonts w:hint="eastAsia"/>
-        </w:rPr>
-        <w:t>模型（可能可以从一个custom的model开始）</w:t>
+        <w:t>使用sft-instruct的数据来sft模型（可能可以从一个custom的model开始）</w:t>
       </w:r>
     </w:p>
     <w:p>
@@ -2065,21 +1844,7 @@
         <w:rPr>
           <w:rFonts w:hint="eastAsia"/>
         </w:rPr>
-        <w:t>修改</w:t>
-      </w:r>
-      <w:proofErr w:type="spellStart"/>
-      <w:r>
-        <w:rPr>
-          <w:rFonts w:hint="eastAsia"/>
-        </w:rPr>
-        <w:t>wandb</w:t>
-      </w:r>
-      <w:proofErr w:type="spellEnd"/>
-      <w:r>
-        <w:rPr>
-          <w:rFonts w:hint="eastAsia"/>
-        </w:rPr>
-        <w:t xml:space="preserve"> run name，把同一种类实验放到一个group</w:t>
+        <w:t>修改wandb run name，把同一种类实验放到一个group</w:t>
       </w:r>
       <w:r>
         <w:t xml:space="preserve"> project</w:t>
@@ -2120,16 +1885,8 @@
         <w:rPr>
           <w:rFonts w:hint="eastAsia"/>
         </w:rPr>
-        <w:t>修改</w:t>
-      </w:r>
-      <w:proofErr w:type="spellStart"/>
-      <w:r>
-        <w:rPr>
-          <w:rFonts w:hint="eastAsia"/>
-        </w:rPr>
-        <w:t>lr</w:t>
-      </w:r>
-      <w:proofErr w:type="spellEnd"/>
+        <w:t>修改lr</w:t>
+      </w:r>
       <w:r>
         <w:rPr>
           <w:rFonts w:hint="eastAsia"/>
